--- a/grupales/Plan de pruebas.docx
+++ b/grupales/Plan de pruebas.docx
@@ -5,7 +5,7 @@
     <w:p>
       <w:pPr>
         <w:pStyle w:val="Title"/>
-        <w:jc w:val="both"/>
+        <w:jc w:val="center"/>
         <w:rPr>
           <w:b w:val="1"/>
           <w:bCs w:val="1"/>
@@ -13,7 +13,7 @@
           <w:szCs w:val="46"/>
         </w:rPr>
       </w:pPr>
-      <w:bookmarkStart w:colFirst="0" w:colLast="0" w:name="_9nqqk8j35c9v" w:id="0"/>
+      <w:bookmarkStart w:colFirst="0" w:colLast="0" w:name="_heading=h.sh9oxtg71mv8" w:id="0"/>
       <w:bookmarkEnd w:id="0"/>
       <w:r>
         <w:rPr>
@@ -38,7 +38,7 @@
           <w:szCs w:val="46"/>
           <w:rtl w:val="0"/>
         </w:rPr>
-        <w:t xml:space="preserve">PROYECTO APT: IXAI</w:t>
+        <w:t xml:space="preserve">PROYECTO APT: TIX AI</w:t>
         <w:br w:type="textWrapping"/>
       </w:r>
     </w:p>
@@ -149,7 +149,7 @@
         <w:rPr>
           <w:rtl w:val="0"/>
         </w:rPr>
-        <w:t xml:space="preserve"> TixAi– Plataforma Inteligente de Apoyo a la Gestión de Incidencias y Tickets TI</w:t>
+        <w:t xml:space="preserve"> Tix Ai– Plataforma Inteligente de Apoyo a la Gestión de Incidencias y Tickets TI</w:t>
       </w:r>
     </w:p>
     <w:p>
@@ -176,9 +176,10 @@
           <w:ilvl w:val="0"/>
           <w:numId w:val="1"/>
         </w:numPr>
-        <w:spacing w:after="0" w:afterAutospacing="0" w:before="240" w:lineRule="auto"/>
+        <w:spacing w:after="0" w:before="240" w:lineRule="auto"/>
         <w:ind w:left="720" w:hanging="360"/>
         <w:jc w:val="both"/>
+        <w:rPr/>
       </w:pPr>
       <w:r>
         <w:rPr>
@@ -193,9 +194,10 @@
           <w:ilvl w:val="0"/>
           <w:numId w:val="1"/>
         </w:numPr>
-        <w:spacing w:after="0" w:afterAutospacing="0" w:before="0" w:beforeAutospacing="0" w:lineRule="auto"/>
+        <w:spacing w:after="0" w:before="0" w:lineRule="auto"/>
         <w:ind w:left="720" w:hanging="360"/>
         <w:jc w:val="both"/>
+        <w:rPr/>
       </w:pPr>
       <w:r>
         <w:rPr>
@@ -210,9 +212,10 @@
           <w:ilvl w:val="0"/>
           <w:numId w:val="1"/>
         </w:numPr>
-        <w:spacing w:after="240" w:before="0" w:beforeAutospacing="0" w:lineRule="auto"/>
+        <w:spacing w:after="240" w:before="0" w:lineRule="auto"/>
         <w:ind w:left="720" w:hanging="360"/>
         <w:jc w:val="both"/>
+        <w:rPr/>
       </w:pPr>
       <w:r>
         <w:rPr>
@@ -239,7 +242,7 @@
         <w:rPr>
           <w:rtl w:val="0"/>
         </w:rPr>
-        <w:t xml:space="preserve"> __________________________</w:t>
+        <w:t xml:space="preserve"> Jorge Guzman</w:t>
         <w:br w:type="textWrapping"/>
       </w:r>
       <w:r>
@@ -292,12 +295,52 @@
       <w:pPr>
         <w:pStyle w:val="Heading1"/>
         <w:spacing w:after="240" w:lineRule="auto"/>
-        <w:rPr/>
-      </w:pPr>
-      <w:bookmarkStart w:colFirst="0" w:colLast="0" w:name="_t0016qrkn06l" w:id="1"/>
+        <w:rPr>
+          <w:b w:val="1"/>
+          <w:bCs w:val="1"/>
+        </w:rPr>
+      </w:pPr>
+      <w:bookmarkStart w:colFirst="0" w:colLast="0" w:name="_heading=h.jmf7zg9m5cpe" w:id="1"/>
       <w:bookmarkEnd w:id="1"/>
       <w:r>
         <w:rPr>
+          <w:b w:val="1"/>
+          <w:bCs w:val="1"/>
+          <w:rtl w:val="0"/>
+        </w:rPr>
+        <w:t xml:space="preserve">ÍNDICE</w:t>
+      </w:r>
+    </w:p>
+    <w:p>
+      <w:pPr>
+        <w:rPr/>
+      </w:pPr>
+      <w:r>
+        <w:rPr>
+          <w:rtl w:val="0"/>
+        </w:rPr>
+      </w:r>
+    </w:p>
+    <w:p>
+      <w:pPr>
+        <w:rPr/>
+      </w:pPr>
+      <w:r>
+        <w:rPr>
+          <w:rtl w:val="0"/>
+        </w:rPr>
+      </w:r>
+    </w:p>
+    <w:p>
+      <w:pPr>
+        <w:pStyle w:val="Heading1"/>
+        <w:spacing w:after="240" w:lineRule="auto"/>
+        <w:rPr/>
+      </w:pPr>
+      <w:bookmarkStart w:colFirst="0" w:colLast="0" w:name="_heading=h.uh1uwgi96rp3" w:id="2"/>
+      <w:bookmarkEnd w:id="2"/>
+      <w:r>
+        <w:rPr>
           <w:rtl w:val="0"/>
         </w:rPr>
         <w:t xml:space="preserve">1. Objetivo del Sprint 1</w:t>
@@ -312,7 +355,7 @@
         <w:rPr>
           <w:rtl w:val="0"/>
         </w:rPr>
-        <w:t xml:space="preserve">El objetivo del Sprint 1 es desarrollar un primer incremento funcional de PIAGITTI, centrado en el entendimiento inicial del negocio y de los datos, la preparación del dataset, el entrenamiento y evaluación de un primer modelo de Machine Learning, y su integración en un prototipo básico desarrollado con Streamlit. Además, durante el Sprint se definirán y ejecutarán pruebas para validar el funcionamiento del incremento.</w:t>
+        <w:t xml:space="preserve">El objetivo del Sprint 1 es desarrollar un primer incremento funcional de Tix AI, centrado en el entendimiento inicial del negocio y de los datos, la preparación del dataset, el entrenamiento y evaluación de un primer modelo de Machine Learning, y su integración en un prototipo básico desarrollado con Streamlit. Además, durante el Sprint se definirán y ejecutarán pruebas para validar el funcionamiento del incremento.</w:t>
       </w:r>
     </w:p>
     <w:p>
@@ -321,8 +364,8 @@
         <w:spacing w:after="240" w:before="240" w:lineRule="auto"/>
         <w:rPr/>
       </w:pPr>
-      <w:bookmarkStart w:colFirst="0" w:colLast="0" w:name="_v06sl0x1x354" w:id="2"/>
-      <w:bookmarkEnd w:id="2"/>
+      <w:bookmarkStart w:colFirst="0" w:colLast="0" w:name="_heading=h.2t1etfamew4x" w:id="3"/>
+      <w:bookmarkEnd w:id="3"/>
       <w:r>
         <w:rPr>
           <w:rtl w:val="0"/>
@@ -335,8 +378,8 @@
         <w:spacing w:after="240" w:before="240" w:lineRule="auto"/>
         <w:rPr/>
       </w:pPr>
-      <w:bookmarkStart w:colFirst="0" w:colLast="0" w:name="_qnkf07gfmbbc" w:id="3"/>
-      <w:bookmarkEnd w:id="3"/>
+      <w:bookmarkStart w:colFirst="0" w:colLast="0" w:name="_heading=h.pkcwirn8foz7" w:id="4"/>
+      <w:bookmarkEnd w:id="4"/>
       <w:r>
         <w:rPr>
           <w:rtl w:val="0"/>
@@ -349,8 +392,8 @@
         <w:spacing w:after="240" w:before="240" w:lineRule="auto"/>
         <w:rPr/>
       </w:pPr>
-      <w:bookmarkStart w:colFirst="0" w:colLast="0" w:name="_ijz3uj4v0myn" w:id="4"/>
-      <w:bookmarkEnd w:id="4"/>
+      <w:bookmarkStart w:colFirst="0" w:colLast="0" w:name="_heading=h.k8fx4weimdwf" w:id="5"/>
+      <w:bookmarkEnd w:id="5"/>
       <w:r>
         <w:rPr>
           <w:rtl w:val="0"/>
@@ -363,8 +406,8 @@
         <w:spacing w:after="240" w:before="240" w:lineRule="auto"/>
         <w:rPr/>
       </w:pPr>
-      <w:bookmarkStart w:colFirst="0" w:colLast="0" w:name="_dc3yf9mnzr80" w:id="5"/>
-      <w:bookmarkEnd w:id="5"/>
+      <w:bookmarkStart w:colFirst="0" w:colLast="0" w:name="_heading=h.kijjc0mt0lyc" w:id="6"/>
+      <w:bookmarkEnd w:id="6"/>
       <w:r>
         <w:rPr>
           <w:rtl w:val="0"/>
@@ -377,8 +420,8 @@
         <w:spacing w:after="240" w:before="240" w:lineRule="auto"/>
         <w:rPr/>
       </w:pPr>
-      <w:bookmarkStart w:colFirst="0" w:colLast="0" w:name="_41x37hakubx4" w:id="6"/>
-      <w:bookmarkEnd w:id="6"/>
+      <w:bookmarkStart w:colFirst="0" w:colLast="0" w:name="_heading=h.60o7wy3w0vf4" w:id="7"/>
+      <w:bookmarkEnd w:id="7"/>
       <w:r>
         <w:rPr>
           <w:rtl w:val="0"/>
@@ -404,17 +447,20 @@
           <w:ilvl w:val="0"/>
           <w:numId w:val="4"/>
         </w:numPr>
-        <w:spacing w:after="0" w:afterAutospacing="0" w:before="240" w:lineRule="auto"/>
+        <w:spacing w:after="0" w:before="240" w:lineRule="auto"/>
         <w:ind w:left="720" w:hanging="360"/>
-        <w:rPr>
-          <w:u w:val="none"/>
-        </w:rPr>
+        <w:rPr/>
       </w:pPr>
       <w:r>
         <w:rPr>
           <w:rtl w:val="0"/>
         </w:rPr>
         <w:t xml:space="preserve">Análisis exploratorio del dataset disponible.</w:t>
+      </w:r>
+      <w:r>
+        <w:rPr>
+          <w:rtl w:val="0"/>
+        </w:rPr>
       </w:r>
     </w:p>
     <w:p>
@@ -423,17 +469,20 @@
           <w:ilvl w:val="0"/>
           <w:numId w:val="4"/>
         </w:numPr>
-        <w:spacing w:after="0" w:afterAutospacing="0" w:before="0" w:beforeAutospacing="0" w:lineRule="auto"/>
+        <w:spacing w:after="0" w:before="0" w:lineRule="auto"/>
         <w:ind w:left="720" w:hanging="360"/>
-        <w:rPr>
-          <w:u w:val="none"/>
-        </w:rPr>
+        <w:rPr/>
       </w:pPr>
       <w:r>
         <w:rPr>
           <w:rtl w:val="0"/>
         </w:rPr>
         <w:t xml:space="preserve">Preparación inicial de los datos para Machine Learning.</w:t>
+      </w:r>
+      <w:r>
+        <w:rPr>
+          <w:rtl w:val="0"/>
+        </w:rPr>
       </w:r>
     </w:p>
     <w:p>
@@ -442,17 +491,20 @@
           <w:ilvl w:val="0"/>
           <w:numId w:val="4"/>
         </w:numPr>
-        <w:spacing w:after="0" w:afterAutospacing="0" w:before="0" w:beforeAutospacing="0" w:lineRule="auto"/>
+        <w:spacing w:after="0" w:before="0" w:lineRule="auto"/>
         <w:ind w:left="720" w:hanging="360"/>
-        <w:rPr>
-          <w:u w:val="none"/>
-        </w:rPr>
+        <w:rPr/>
       </w:pPr>
       <w:r>
         <w:rPr>
           <w:rtl w:val="0"/>
         </w:rPr>
         <w:t xml:space="preserve">Entrenamiento y evaluación de un primer modelo de clasificación.</w:t>
+      </w:r>
+      <w:r>
+        <w:rPr>
+          <w:rtl w:val="0"/>
+        </w:rPr>
       </w:r>
     </w:p>
     <w:p>
@@ -461,17 +513,20 @@
           <w:ilvl w:val="0"/>
           <w:numId w:val="4"/>
         </w:numPr>
-        <w:spacing w:after="0" w:afterAutospacing="0" w:before="0" w:beforeAutospacing="0" w:lineRule="auto"/>
+        <w:spacing w:after="0" w:before="0" w:lineRule="auto"/>
         <w:ind w:left="720" w:hanging="360"/>
-        <w:rPr>
-          <w:u w:val="none"/>
-        </w:rPr>
-      </w:pPr>
-      <w:r>
-        <w:rPr>
-          <w:rtl w:val="0"/>
-        </w:rPr>
-        <w:t xml:space="preserve">Construcción de un prototipo inicial de PIAGITTI en Streamlit.</w:t>
+        <w:rPr/>
+      </w:pPr>
+      <w:r>
+        <w:rPr>
+          <w:rtl w:val="0"/>
+        </w:rPr>
+        <w:t xml:space="preserve">Construcción de un prototipo inicial de Tix AI en Streamlit.</w:t>
+      </w:r>
+      <w:r>
+        <w:rPr>
+          <w:rtl w:val="0"/>
+        </w:rPr>
       </w:r>
     </w:p>
     <w:p>
@@ -480,17 +535,20 @@
           <w:ilvl w:val="0"/>
           <w:numId w:val="4"/>
         </w:numPr>
-        <w:spacing w:after="0" w:afterAutospacing="0" w:before="0" w:beforeAutospacing="0" w:lineRule="auto"/>
+        <w:spacing w:after="0" w:before="0" w:lineRule="auto"/>
         <w:ind w:left="720" w:hanging="360"/>
-        <w:rPr>
-          <w:u w:val="none"/>
-        </w:rPr>
+        <w:rPr/>
       </w:pPr>
       <w:r>
         <w:rPr>
           <w:rtl w:val="0"/>
         </w:rPr>
         <w:t xml:space="preserve">Integración del primer modelo con la interfaz.</w:t>
+      </w:r>
+      <w:r>
+        <w:rPr>
+          <w:rtl w:val="0"/>
+        </w:rPr>
       </w:r>
     </w:p>
     <w:p>
@@ -499,17 +557,20 @@
           <w:ilvl w:val="0"/>
           <w:numId w:val="4"/>
         </w:numPr>
-        <w:spacing w:after="0" w:afterAutospacing="0" w:before="0" w:beforeAutospacing="0" w:lineRule="auto"/>
+        <w:spacing w:after="0" w:before="0" w:lineRule="auto"/>
         <w:ind w:left="720" w:hanging="360"/>
-        <w:rPr>
-          <w:u w:val="none"/>
-        </w:rPr>
+        <w:rPr/>
       </w:pPr>
       <w:r>
         <w:rPr>
           <w:rtl w:val="0"/>
         </w:rPr>
         <w:t xml:space="preserve">Visualización de la predicción generada por el modelo.</w:t>
+      </w:r>
+      <w:r>
+        <w:rPr>
+          <w:rtl w:val="0"/>
+        </w:rPr>
       </w:r>
     </w:p>
     <w:p>
@@ -518,17 +579,20 @@
           <w:ilvl w:val="0"/>
           <w:numId w:val="4"/>
         </w:numPr>
-        <w:spacing w:after="0" w:afterAutospacing="0" w:before="0" w:beforeAutospacing="0" w:lineRule="auto"/>
+        <w:spacing w:after="0" w:before="0" w:lineRule="auto"/>
         <w:ind w:left="720" w:hanging="360"/>
-        <w:rPr>
-          <w:u w:val="none"/>
-        </w:rPr>
+        <w:rPr/>
       </w:pPr>
       <w:r>
         <w:rPr>
           <w:rtl w:val="0"/>
         </w:rPr>
         <w:t xml:space="preserve">Diseño y ejecución del plan de pruebas del Sprint 1.</w:t>
+      </w:r>
+      <w:r>
+        <w:rPr>
+          <w:rtl w:val="0"/>
+        </w:rPr>
       </w:r>
     </w:p>
     <w:p>
@@ -537,17 +601,20 @@
           <w:ilvl w:val="0"/>
           <w:numId w:val="4"/>
         </w:numPr>
-        <w:spacing w:after="0" w:afterAutospacing="0" w:before="0" w:beforeAutospacing="0" w:lineRule="auto"/>
+        <w:spacing w:after="0" w:before="0" w:lineRule="auto"/>
         <w:ind w:left="720" w:hanging="360"/>
-        <w:rPr>
-          <w:u w:val="none"/>
-        </w:rPr>
+        <w:rPr/>
       </w:pPr>
       <w:r>
         <w:rPr>
           <w:rtl w:val="0"/>
         </w:rPr>
         <w:t xml:space="preserve">Corrección de errores detectados durante las pruebas.</w:t>
+      </w:r>
+      <w:r>
+        <w:rPr>
+          <w:rtl w:val="0"/>
+        </w:rPr>
       </w:r>
     </w:p>
     <w:p>
@@ -556,17 +623,20 @@
           <w:ilvl w:val="0"/>
           <w:numId w:val="4"/>
         </w:numPr>
-        <w:spacing w:after="240" w:before="0" w:beforeAutospacing="0" w:lineRule="auto"/>
+        <w:spacing w:after="240" w:before="0" w:lineRule="auto"/>
         <w:ind w:left="720" w:hanging="360"/>
-        <w:rPr>
-          <w:u w:val="none"/>
-        </w:rPr>
+        <w:rPr/>
       </w:pPr>
       <w:r>
         <w:rPr>
           <w:rtl w:val="0"/>
         </w:rPr>
         <w:t xml:space="preserve">Documentación y trazabilidad de los avances mediante Git.</w:t>
+      </w:r>
+      <w:r>
+        <w:rPr>
+          <w:rtl w:val="0"/>
+        </w:rPr>
       </w:r>
     </w:p>
     <w:p>
@@ -589,8 +659,8 @@
         <w:spacing w:after="240" w:before="240" w:lineRule="auto"/>
         <w:rPr/>
       </w:pPr>
-      <w:bookmarkStart w:colFirst="0" w:colLast="0" w:name="_5gbk0y70erzr" w:id="7"/>
-      <w:bookmarkEnd w:id="7"/>
+      <w:bookmarkStart w:colFirst="0" w:colLast="0" w:name="_heading=h.ychxrzz507ok" w:id="8"/>
+      <w:bookmarkEnd w:id="8"/>
       <w:r>
         <w:rPr>
           <w:rtl w:val="0"/>
@@ -761,7 +831,7 @@
               <w:rPr>
                 <w:rtl w:val="0"/>
               </w:rPr>
-              <w:t xml:space="preserve">Documentar entendimiento del negocio de PIAGITTI</w:t>
+              <w:t xml:space="preserve">Documentar entendimiento del negocio de TIX AI</w:t>
             </w:r>
           </w:p>
         </w:tc>
@@ -1199,7 +1269,7 @@
               <w:rPr>
                 <w:rtl w:val="0"/>
               </w:rPr>
-              <w:t xml:space="preserve">Crear prototipo inicial de PIAGITTI en Streamlit</w:t>
+              <w:t xml:space="preserve">Crear prototipo inicial de TIX AI en Streamlit</w:t>
             </w:r>
           </w:p>
         </w:tc>
@@ -1766,8 +1836,8 @@
         <w:spacing w:after="240" w:before="240" w:lineRule="auto"/>
         <w:rPr/>
       </w:pPr>
-      <w:bookmarkStart w:colFirst="0" w:colLast="0" w:name="_lz6ivsr02big" w:id="8"/>
-      <w:bookmarkEnd w:id="8"/>
+      <w:bookmarkStart w:colFirst="0" w:colLast="0" w:name="_heading=h.hnrhf2rdgj0x" w:id="9"/>
+      <w:bookmarkEnd w:id="9"/>
       <w:r>
         <w:rPr>
           <w:rtl w:val="0"/>
@@ -1780,8 +1850,8 @@
         <w:spacing w:after="240" w:before="240" w:lineRule="auto"/>
         <w:rPr/>
       </w:pPr>
-      <w:bookmarkStart w:colFirst="0" w:colLast="0" w:name="_vzwj8gi8a1sa" w:id="9"/>
-      <w:bookmarkEnd w:id="9"/>
+      <w:bookmarkStart w:colFirst="0" w:colLast="0" w:name="_heading=h.gason62kwnwg" w:id="10"/>
+      <w:bookmarkEnd w:id="10"/>
       <w:r>
         <w:rPr>
           <w:rtl w:val="0"/>
@@ -1795,17 +1865,20 @@
           <w:ilvl w:val="0"/>
           <w:numId w:val="5"/>
         </w:numPr>
-        <w:spacing w:after="0" w:afterAutospacing="0" w:before="240" w:lineRule="auto"/>
+        <w:spacing w:after="0" w:before="240" w:lineRule="auto"/>
         <w:ind w:left="720" w:hanging="360"/>
-        <w:rPr>
-          <w:u w:val="none"/>
-        </w:rPr>
+        <w:rPr/>
       </w:pPr>
       <w:r>
         <w:rPr>
           <w:rtl w:val="0"/>
         </w:rPr>
         <w:t xml:space="preserve">Documento de CRISP-DM correspondiente al entendimiento del negocio.</w:t>
+      </w:r>
+      <w:r>
+        <w:rPr>
+          <w:rtl w:val="0"/>
+        </w:rPr>
       </w:r>
     </w:p>
     <w:p>
@@ -1814,17 +1887,20 @@
           <w:ilvl w:val="0"/>
           <w:numId w:val="5"/>
         </w:numPr>
-        <w:spacing w:after="0" w:afterAutospacing="0" w:before="0" w:beforeAutospacing="0" w:lineRule="auto"/>
+        <w:spacing w:after="0" w:before="0" w:lineRule="auto"/>
         <w:ind w:left="720" w:hanging="360"/>
-        <w:rPr>
-          <w:u w:val="none"/>
-        </w:rPr>
+        <w:rPr/>
       </w:pPr>
       <w:r>
         <w:rPr>
           <w:rtl w:val="0"/>
         </w:rPr>
         <w:t xml:space="preserve">Análisis exploratorio del dataset y sus principales hallazgos.</w:t>
+      </w:r>
+      <w:r>
+        <w:rPr>
+          <w:rtl w:val="0"/>
+        </w:rPr>
       </w:r>
     </w:p>
     <w:p>
@@ -1833,17 +1909,20 @@
           <w:ilvl w:val="0"/>
           <w:numId w:val="5"/>
         </w:numPr>
-        <w:spacing w:after="0" w:afterAutospacing="0" w:before="0" w:beforeAutospacing="0" w:lineRule="auto"/>
+        <w:spacing w:after="0" w:before="0" w:lineRule="auto"/>
         <w:ind w:left="720" w:hanging="360"/>
-        <w:rPr>
-          <w:u w:val="none"/>
-        </w:rPr>
+        <w:rPr/>
       </w:pPr>
       <w:r>
         <w:rPr>
           <w:rtl w:val="0"/>
         </w:rPr>
         <w:t xml:space="preserve">Dataset preparado para el primer modelo.</w:t>
+      </w:r>
+      <w:r>
+        <w:rPr>
+          <w:rtl w:val="0"/>
+        </w:rPr>
       </w:r>
     </w:p>
     <w:p>
@@ -1852,17 +1931,20 @@
           <w:ilvl w:val="0"/>
           <w:numId w:val="5"/>
         </w:numPr>
-        <w:spacing w:after="0" w:afterAutospacing="0" w:before="0" w:beforeAutospacing="0" w:lineRule="auto"/>
+        <w:spacing w:after="0" w:before="0" w:lineRule="auto"/>
         <w:ind w:left="720" w:hanging="360"/>
-        <w:rPr>
-          <w:u w:val="none"/>
-        </w:rPr>
+        <w:rPr/>
       </w:pPr>
       <w:r>
         <w:rPr>
           <w:rtl w:val="0"/>
         </w:rPr>
         <w:t xml:space="preserve">Primer modelo de clasificación entrenado y evaluado.</w:t>
+      </w:r>
+      <w:r>
+        <w:rPr>
+          <w:rtl w:val="0"/>
+        </w:rPr>
       </w:r>
     </w:p>
     <w:p>
@@ -1871,17 +1953,20 @@
           <w:ilvl w:val="0"/>
           <w:numId w:val="5"/>
         </w:numPr>
-        <w:spacing w:after="0" w:afterAutospacing="0" w:before="0" w:beforeAutospacing="0" w:lineRule="auto"/>
+        <w:spacing w:after="0" w:before="0" w:lineRule="auto"/>
         <w:ind w:left="720" w:hanging="360"/>
-        <w:rPr>
-          <w:u w:val="none"/>
-        </w:rPr>
+        <w:rPr/>
       </w:pPr>
       <w:r>
         <w:rPr>
           <w:rtl w:val="0"/>
         </w:rPr>
         <w:t xml:space="preserve">Prototipo funcional básico en Streamlit.</w:t>
+      </w:r>
+      <w:r>
+        <w:rPr>
+          <w:rtl w:val="0"/>
+        </w:rPr>
       </w:r>
     </w:p>
     <w:p>
@@ -1890,17 +1975,20 @@
           <w:ilvl w:val="0"/>
           <w:numId w:val="5"/>
         </w:numPr>
-        <w:spacing w:after="0" w:afterAutospacing="0" w:before="0" w:beforeAutospacing="0" w:lineRule="auto"/>
+        <w:spacing w:after="0" w:before="0" w:lineRule="auto"/>
         <w:ind w:left="720" w:hanging="360"/>
-        <w:rPr>
-          <w:u w:val="none"/>
-        </w:rPr>
+        <w:rPr/>
       </w:pPr>
       <w:r>
         <w:rPr>
           <w:rtl w:val="0"/>
         </w:rPr>
         <w:t xml:space="preserve">Integración del modelo con Streamlit y visualización de la predicción.</w:t>
+      </w:r>
+      <w:r>
+        <w:rPr>
+          <w:rtl w:val="0"/>
+        </w:rPr>
       </w:r>
     </w:p>
     <w:p>
@@ -1909,17 +1997,20 @@
           <w:ilvl w:val="0"/>
           <w:numId w:val="5"/>
         </w:numPr>
-        <w:spacing w:after="0" w:afterAutospacing="0" w:before="0" w:beforeAutospacing="0" w:lineRule="auto"/>
+        <w:spacing w:after="0" w:before="0" w:lineRule="auto"/>
         <w:ind w:left="720" w:hanging="360"/>
-        <w:rPr>
-          <w:u w:val="none"/>
-        </w:rPr>
+        <w:rPr/>
       </w:pPr>
       <w:r>
         <w:rPr>
           <w:rtl w:val="0"/>
         </w:rPr>
         <w:t xml:space="preserve">Plan de pruebas del Sprint 1 y registro de resultados.</w:t>
+      </w:r>
+      <w:r>
+        <w:rPr>
+          <w:rtl w:val="0"/>
+        </w:rPr>
       </w:r>
     </w:p>
     <w:p>
@@ -1928,17 +2019,20 @@
           <w:ilvl w:val="0"/>
           <w:numId w:val="5"/>
         </w:numPr>
-        <w:spacing w:after="0" w:afterAutospacing="0" w:before="0" w:beforeAutospacing="0" w:lineRule="auto"/>
+        <w:spacing w:after="0" w:before="0" w:lineRule="auto"/>
         <w:ind w:left="720" w:hanging="360"/>
-        <w:rPr>
-          <w:u w:val="none"/>
-        </w:rPr>
+        <w:rPr/>
       </w:pPr>
       <w:r>
         <w:rPr>
           <w:rtl w:val="0"/>
         </w:rPr>
         <w:t xml:space="preserve">Correcciones realizadas a partir de las pruebas.</w:t>
+      </w:r>
+      <w:r>
+        <w:rPr>
+          <w:rtl w:val="0"/>
+        </w:rPr>
       </w:r>
     </w:p>
     <w:p>
@@ -1947,17 +2041,20 @@
           <w:ilvl w:val="0"/>
           <w:numId w:val="5"/>
         </w:numPr>
-        <w:spacing w:after="240" w:before="0" w:beforeAutospacing="0" w:lineRule="auto"/>
+        <w:spacing w:after="240" w:before="0" w:lineRule="auto"/>
         <w:ind w:left="720" w:hanging="360"/>
-        <w:rPr>
-          <w:u w:val="none"/>
-        </w:rPr>
+        <w:rPr/>
       </w:pPr>
       <w:r>
         <w:rPr>
           <w:rtl w:val="0"/>
         </w:rPr>
         <w:t xml:space="preserve">Repositorio Git con código y documentación básica del proyecto.</w:t>
+      </w:r>
+      <w:r>
+        <w:rPr>
+          <w:rtl w:val="0"/>
+        </w:rPr>
       </w:r>
     </w:p>
     <w:p>
@@ -1990,8 +2087,8 @@
         <w:spacing w:after="240" w:before="240" w:lineRule="auto"/>
         <w:rPr/>
       </w:pPr>
-      <w:bookmarkStart w:colFirst="0" w:colLast="0" w:name="_q929zmihm3cv" w:id="10"/>
-      <w:bookmarkEnd w:id="10"/>
+      <w:bookmarkStart w:colFirst="0" w:colLast="0" w:name="_heading=h.6hchenxqxvq4" w:id="11"/>
+      <w:bookmarkEnd w:id="11"/>
       <w:r>
         <w:rPr>
           <w:rtl w:val="0"/>
@@ -2005,17 +2102,20 @@
           <w:ilvl w:val="0"/>
           <w:numId w:val="3"/>
         </w:numPr>
-        <w:spacing w:after="0" w:afterAutospacing="0" w:before="240" w:lineRule="auto"/>
+        <w:spacing w:after="0" w:before="240" w:lineRule="auto"/>
         <w:ind w:left="720" w:hanging="360"/>
-        <w:rPr>
-          <w:u w:val="none"/>
-        </w:rPr>
+        <w:rPr/>
       </w:pPr>
       <w:r>
         <w:rPr>
           <w:rtl w:val="0"/>
         </w:rPr>
         <w:t xml:space="preserve">Las historias planificadas cuentan con el desarrollo o evidencia correspondiente.</w:t>
+      </w:r>
+      <w:r>
+        <w:rPr>
+          <w:rtl w:val="0"/>
+        </w:rPr>
       </w:r>
     </w:p>
     <w:p>
@@ -2024,17 +2124,20 @@
           <w:ilvl w:val="0"/>
           <w:numId w:val="3"/>
         </w:numPr>
-        <w:spacing w:after="0" w:afterAutospacing="0" w:before="0" w:beforeAutospacing="0" w:lineRule="auto"/>
+        <w:spacing w:after="0" w:before="0" w:lineRule="auto"/>
         <w:ind w:left="720" w:hanging="360"/>
-        <w:rPr>
-          <w:u w:val="none"/>
-        </w:rPr>
+        <w:rPr/>
       </w:pPr>
       <w:r>
         <w:rPr>
           <w:rtl w:val="0"/>
         </w:rPr>
         <w:t xml:space="preserve">El primer modelo puede recibir datos de prueba y generar una predicción.</w:t>
+      </w:r>
+      <w:r>
+        <w:rPr>
+          <w:rtl w:val="0"/>
+        </w:rPr>
       </w:r>
     </w:p>
     <w:p>
@@ -2043,17 +2146,20 @@
           <w:ilvl w:val="0"/>
           <w:numId w:val="3"/>
         </w:numPr>
-        <w:spacing w:after="0" w:afterAutospacing="0" w:before="0" w:beforeAutospacing="0" w:lineRule="auto"/>
+        <w:spacing w:after="0" w:before="0" w:lineRule="auto"/>
         <w:ind w:left="720" w:hanging="360"/>
-        <w:rPr>
-          <w:u w:val="none"/>
-        </w:rPr>
+        <w:rPr/>
       </w:pPr>
       <w:r>
         <w:rPr>
           <w:rtl w:val="0"/>
         </w:rPr>
         <w:t xml:space="preserve">El prototipo Streamlit puede ejecutarse y mostrar el resultado del modelo.</w:t>
+      </w:r>
+      <w:r>
+        <w:rPr>
+          <w:rtl w:val="0"/>
+        </w:rPr>
       </w:r>
     </w:p>
     <w:p>
@@ -2062,17 +2168,20 @@
           <w:ilvl w:val="0"/>
           <w:numId w:val="3"/>
         </w:numPr>
-        <w:spacing w:after="0" w:afterAutospacing="0" w:before="0" w:beforeAutospacing="0" w:lineRule="auto"/>
+        <w:spacing w:after="0" w:before="0" w:lineRule="auto"/>
         <w:ind w:left="720" w:hanging="360"/>
-        <w:rPr>
-          <w:u w:val="none"/>
-        </w:rPr>
+        <w:rPr/>
       </w:pPr>
       <w:r>
         <w:rPr>
           <w:rtl w:val="0"/>
         </w:rPr>
         <w:t xml:space="preserve">Los casos de prueba definidos han sido ejecutados y sus resultados registrados.</w:t>
+      </w:r>
+      <w:r>
+        <w:rPr>
+          <w:rtl w:val="0"/>
+        </w:rPr>
       </w:r>
     </w:p>
     <w:p>
@@ -2081,17 +2190,20 @@
           <w:ilvl w:val="0"/>
           <w:numId w:val="3"/>
         </w:numPr>
-        <w:spacing w:after="0" w:afterAutospacing="0" w:before="0" w:beforeAutospacing="0" w:lineRule="auto"/>
+        <w:spacing w:after="0" w:before="0" w:lineRule="auto"/>
         <w:ind w:left="720" w:hanging="360"/>
-        <w:rPr>
-          <w:u w:val="none"/>
-        </w:rPr>
+        <w:rPr/>
       </w:pPr>
       <w:r>
         <w:rPr>
           <w:rtl w:val="0"/>
         </w:rPr>
         <w:t xml:space="preserve">Los errores detectados que sean parte del alcance del Sprint han sido corregidos o documentados.</w:t>
+      </w:r>
+      <w:r>
+        <w:rPr>
+          <w:rtl w:val="0"/>
+        </w:rPr>
       </w:r>
     </w:p>
     <w:p>
@@ -2100,17 +2212,20 @@
           <w:ilvl w:val="0"/>
           <w:numId w:val="3"/>
         </w:numPr>
-        <w:spacing w:after="0" w:afterAutospacing="0" w:before="0" w:beforeAutospacing="0" w:lineRule="auto"/>
+        <w:spacing w:after="0" w:before="0" w:lineRule="auto"/>
         <w:ind w:left="720" w:hanging="360"/>
-        <w:rPr>
-          <w:u w:val="none"/>
-        </w:rPr>
+        <w:rPr/>
       </w:pPr>
       <w:r>
         <w:rPr>
           <w:rtl w:val="0"/>
         </w:rPr>
         <w:t xml:space="preserve">Los avances relevantes se encuentran registrados en el repositorio Git.</w:t>
+      </w:r>
+      <w:r>
+        <w:rPr>
+          <w:rtl w:val="0"/>
+        </w:rPr>
       </w:r>
     </w:p>
     <w:p>
@@ -2119,17 +2234,20 @@
           <w:ilvl w:val="0"/>
           <w:numId w:val="3"/>
         </w:numPr>
-        <w:spacing w:after="240" w:before="0" w:beforeAutospacing="0" w:lineRule="auto"/>
+        <w:spacing w:after="240" w:before="0" w:lineRule="auto"/>
         <w:ind w:left="720" w:hanging="360"/>
-        <w:rPr>
-          <w:u w:val="none"/>
-        </w:rPr>
+        <w:rPr/>
       </w:pPr>
       <w:r>
         <w:rPr>
           <w:rtl w:val="0"/>
         </w:rPr>
         <w:t xml:space="preserve">La documentación generada durante el Sprint se encuentra disponible y vinculada con las tareas correspondientes de Jira.</w:t>
+      </w:r>
+      <w:r>
+        <w:rPr>
+          <w:rtl w:val="0"/>
+        </w:rPr>
       </w:r>
     </w:p>
     <w:p>
@@ -2138,19 +2256,14 @@
         <w:spacing w:after="240" w:before="240" w:lineRule="auto"/>
         <w:rPr/>
       </w:pPr>
-      <w:bookmarkStart w:colFirst="0" w:colLast="0" w:name="_dglj7s3o78ih" w:id="11"/>
-      <w:bookmarkEnd w:id="11"/>
+      <w:bookmarkStart w:colFirst="0" w:colLast="0" w:name="_heading=h.ggkhd4tm1u9v" w:id="12"/>
+      <w:bookmarkEnd w:id="12"/>
       <w:r>
         <w:rPr>
           <w:rtl w:val="0"/>
         </w:rPr>
         <w:br w:type="textWrapping"/>
         <w:br w:type="textWrapping"/>
-      </w:r>
-      <w:r>
-        <w:rPr>
-          <w:rtl w:val="0"/>
-        </w:rPr>
         <w:t xml:space="preserve">6. Fuera del alcance del Sprint 1</w:t>
       </w:r>
     </w:p>
@@ -2160,17 +2273,20 @@
           <w:ilvl w:val="0"/>
           <w:numId w:val="2"/>
         </w:numPr>
-        <w:spacing w:after="0" w:afterAutospacing="0" w:before="240" w:lineRule="auto"/>
+        <w:spacing w:after="0" w:before="240" w:lineRule="auto"/>
         <w:ind w:left="720" w:hanging="360"/>
-        <w:rPr>
-          <w:u w:val="none"/>
-        </w:rPr>
+        <w:rPr/>
       </w:pPr>
       <w:r>
         <w:rPr>
           <w:rtl w:val="0"/>
         </w:rPr>
         <w:t xml:space="preserve">Comparación y selección definitiva entre múltiples modelos.</w:t>
+      </w:r>
+      <w:r>
+        <w:rPr>
+          <w:rtl w:val="0"/>
+        </w:rPr>
       </w:r>
     </w:p>
     <w:p>
@@ -2179,17 +2295,20 @@
           <w:ilvl w:val="0"/>
           <w:numId w:val="2"/>
         </w:numPr>
-        <w:spacing w:after="0" w:afterAutospacing="0" w:before="0" w:beforeAutospacing="0" w:lineRule="auto"/>
+        <w:spacing w:after="0" w:before="0" w:lineRule="auto"/>
         <w:ind w:left="720" w:hanging="360"/>
-        <w:rPr>
-          <w:u w:val="none"/>
-        </w:rPr>
+        <w:rPr/>
       </w:pPr>
       <w:r>
         <w:rPr>
           <w:rtl w:val="0"/>
         </w:rPr>
         <w:t xml:space="preserve">Reentrenamiento automático.</w:t>
+      </w:r>
+      <w:r>
+        <w:rPr>
+          <w:rtl w:val="0"/>
+        </w:rPr>
       </w:r>
     </w:p>
     <w:p>
@@ -2198,17 +2317,20 @@
           <w:ilvl w:val="0"/>
           <w:numId w:val="2"/>
         </w:numPr>
-        <w:spacing w:after="0" w:afterAutospacing="0" w:before="0" w:beforeAutospacing="0" w:lineRule="auto"/>
+        <w:spacing w:after="0" w:before="0" w:lineRule="auto"/>
         <w:ind w:left="720" w:hanging="360"/>
-        <w:rPr>
-          <w:u w:val="none"/>
-        </w:rPr>
+        <w:rPr/>
       </w:pPr>
       <w:r>
         <w:rPr>
           <w:rtl w:val="0"/>
         </w:rPr>
         <w:t xml:space="preserve">Dashboards avanzados de métricas.</w:t>
+      </w:r>
+      <w:r>
+        <w:rPr>
+          <w:rtl w:val="0"/>
+        </w:rPr>
       </w:r>
     </w:p>
     <w:p>
@@ -2217,17 +2339,20 @@
           <w:ilvl w:val="0"/>
           <w:numId w:val="2"/>
         </w:numPr>
-        <w:spacing w:after="0" w:afterAutospacing="0" w:before="0" w:beforeAutospacing="0" w:lineRule="auto"/>
+        <w:spacing w:after="0" w:before="0" w:lineRule="auto"/>
         <w:ind w:left="720" w:hanging="360"/>
-        <w:rPr>
-          <w:u w:val="none"/>
-        </w:rPr>
+        <w:rPr/>
       </w:pPr>
       <w:r>
         <w:rPr>
           <w:rtl w:val="0"/>
         </w:rPr>
         <w:t xml:space="preserve">Ampliación significativa del dataset.</w:t>
+      </w:r>
+      <w:r>
+        <w:rPr>
+          <w:rtl w:val="0"/>
+        </w:rPr>
       </w:r>
     </w:p>
     <w:p>
@@ -2236,17 +2361,20 @@
           <w:ilvl w:val="0"/>
           <w:numId w:val="2"/>
         </w:numPr>
-        <w:spacing w:after="0" w:afterAutospacing="0" w:before="0" w:beforeAutospacing="0" w:lineRule="auto"/>
+        <w:spacing w:after="0" w:before="0" w:lineRule="auto"/>
         <w:ind w:left="720" w:hanging="360"/>
-        <w:rPr>
-          <w:u w:val="none"/>
-        </w:rPr>
+        <w:rPr/>
       </w:pPr>
       <w:r>
         <w:rPr>
           <w:rtl w:val="0"/>
         </w:rPr>
         <w:t xml:space="preserve">Implementación completa de funcionalidades complementarias de la plataforma.</w:t>
+      </w:r>
+      <w:r>
+        <w:rPr>
+          <w:rtl w:val="0"/>
+        </w:rPr>
       </w:r>
     </w:p>
     <w:p>
@@ -2255,17 +2383,20 @@
           <w:ilvl w:val="0"/>
           <w:numId w:val="2"/>
         </w:numPr>
-        <w:spacing w:after="240" w:before="0" w:beforeAutospacing="0" w:lineRule="auto"/>
+        <w:spacing w:after="240" w:before="0" w:lineRule="auto"/>
         <w:ind w:left="720" w:hanging="360"/>
-        <w:rPr>
-          <w:u w:val="none"/>
-        </w:rPr>
+        <w:rPr/>
       </w:pPr>
       <w:r>
         <w:rPr>
           <w:rtl w:val="0"/>
         </w:rPr>
         <w:t xml:space="preserve">Escalamiento de la plataforma para grandes volúmenes de usuarios.</w:t>
+      </w:r>
+      <w:r>
+        <w:rPr>
+          <w:rtl w:val="0"/>
+        </w:rPr>
       </w:r>
     </w:p>
     <w:p>
@@ -2274,8 +2405,8 @@
         <w:spacing w:after="240" w:before="240" w:lineRule="auto"/>
         <w:rPr/>
       </w:pPr>
-      <w:bookmarkStart w:colFirst="0" w:colLast="0" w:name="_xdrezcymqbme" w:id="12"/>
-      <w:bookmarkEnd w:id="12"/>
+      <w:bookmarkStart w:colFirst="0" w:colLast="0" w:name="_heading=h.inwmzju6el5j" w:id="13"/>
+      <w:bookmarkEnd w:id="13"/>
       <w:r>
         <w:rPr>
           <w:rtl w:val="0"/>
@@ -2288,8 +2419,8 @@
         <w:spacing w:after="240" w:before="240" w:lineRule="auto"/>
         <w:rPr/>
       </w:pPr>
-      <w:bookmarkStart w:colFirst="0" w:colLast="0" w:name="_v986rx2gry40" w:id="13"/>
-      <w:bookmarkEnd w:id="13"/>
+      <w:bookmarkStart w:colFirst="0" w:colLast="0" w:name="_heading=h.p3y256xjggbp" w:id="14"/>
+      <w:bookmarkEnd w:id="14"/>
       <w:r>
         <w:rPr>
           <w:rtl w:val="0"/>
@@ -2337,8 +2468,8 @@
         <w:spacing w:after="240" w:before="240" w:lineRule="auto"/>
         <w:rPr/>
       </w:pPr>
-      <w:bookmarkStart w:colFirst="0" w:colLast="0" w:name="_2qxg44ghs4jh" w:id="14"/>
-      <w:bookmarkEnd w:id="14"/>
+      <w:bookmarkStart w:colFirst="0" w:colLast="0" w:name="_heading=h.xnaynxkem4y" w:id="15"/>
+      <w:bookmarkEnd w:id="15"/>
       <w:r>
         <w:rPr>
           <w:rtl w:val="0"/>
@@ -2368,15 +2499,3279 @@
         </w:rPr>
         <w:t xml:space="preserve"> </w:t>
       </w:r>
-      <w:r>
-        <w:rPr>
-          <w:rtl w:val="0"/>
-        </w:rPr>
+    </w:p>
+    <w:p>
+      <w:pPr>
+        <w:rPr/>
+      </w:pPr>
+      <w:r>
+        <w:rPr>
+          <w:rtl w:val="0"/>
+        </w:rPr>
+      </w:r>
+    </w:p>
+    <w:p>
+      <w:pPr>
+        <w:pStyle w:val="Heading1"/>
+        <w:rPr/>
+      </w:pPr>
+      <w:bookmarkStart w:colFirst="0" w:colLast="0" w:name="_heading=h.yfjr9mq03zi1" w:id="16"/>
+      <w:bookmarkEnd w:id="16"/>
+      <w:r>
+        <w:rPr>
+          <w:rtl w:val="0"/>
+        </w:rPr>
+        <w:t xml:space="preserve">9. Evidencias Pruebas</w:t>
+      </w:r>
+    </w:p>
+    <w:p>
+      <w:pPr>
+        <w:rPr/>
+      </w:pPr>
+      <w:r>
+        <w:rPr>
+          <w:rtl w:val="0"/>
+        </w:rPr>
+        <w:t xml:space="preserve">Excel de Plan de Pruebas: </w:t>
+      </w:r>
+      <w:hyperlink r:id="rId7">
+        <w:r>
+          <w:rPr>
+            <w:color w:val="0000ee"/>
+            <w:u w:val="single"/>
+            <w:rtl w:val="0"/>
+          </w:rPr>
+          <w:t xml:space="preserve">Plan de Pruebas certificacion.xlsx</w:t>
+        </w:r>
+      </w:hyperlink>
+      <w:r>
+        <w:rPr>
+          <w:rtl w:val="0"/>
+        </w:rPr>
+      </w:r>
+    </w:p>
+    <w:p>
+      <w:pPr>
+        <w:rPr/>
+      </w:pPr>
+      <w:r>
+        <w:rPr>
+          <w:rtl w:val="0"/>
+        </w:rPr>
+      </w:r>
+    </w:p>
+    <w:p>
+      <w:pPr>
+        <w:pStyle w:val="Heading2"/>
+        <w:rPr/>
+      </w:pPr>
+      <w:bookmarkStart w:colFirst="0" w:colLast="0" w:name="_heading=h.dm4ji5bpo9s9" w:id="17"/>
+      <w:bookmarkEnd w:id="17"/>
+      <w:r>
+        <w:rPr>
+          <w:rtl w:val="0"/>
+        </w:rPr>
+        <w:t xml:space="preserve">MTC_0001 Validar inicio de sesión con credenciales correctas</w:t>
+      </w:r>
+    </w:p>
+    <w:p>
+      <w:pPr>
+        <w:ind w:left="720" w:firstLine="0"/>
+        <w:rPr>
+          <w:rFonts w:ascii="Calibri" w:cs="Calibri" w:eastAsia="Calibri" w:hAnsi="Calibri"/>
+        </w:rPr>
+      </w:pPr>
+      <w:r>
+        <w:rPr>
+          <w:rFonts w:ascii="Calibri" w:cs="Calibri" w:eastAsia="Calibri" w:hAnsi="Calibri"/>
+        </w:rPr>
+        <w:drawing>
+          <wp:inline distB="114300" distT="114300" distL="114300" distR="114300">
+            <wp:extent cx="5731200" cy="3225800"/>
+            <wp:effectExtent b="0" l="0" r="0" t="0"/>
+            <wp:docPr id="32" name="image31.png"/>
+            <a:graphic>
+              <a:graphicData uri="http://schemas.openxmlformats.org/drawingml/2006/picture">
+                <pic:pic>
+                  <pic:nvPicPr>
+                    <pic:cNvPr id="0" name="image31.png"/>
+                    <pic:cNvPicPr preferRelativeResize="0"/>
+                  </pic:nvPicPr>
+                  <pic:blipFill>
+                    <a:blip r:embed="rId8"/>
+                    <a:srcRect b="0" l="0" r="0" t="0"/>
+                    <a:stretch>
+                      <a:fillRect/>
+                    </a:stretch>
+                  </pic:blipFill>
+                  <pic:spPr>
+                    <a:xfrm>
+                      <a:off x="0" y="0"/>
+                      <a:ext cx="5731200" cy="3225800"/>
+                    </a:xfrm>
+                    <a:prstGeom prst="rect"/>
+                    <a:ln/>
+                  </pic:spPr>
+                </pic:pic>
+              </a:graphicData>
+            </a:graphic>
+          </wp:inline>
+        </w:drawing>
+      </w:r>
+      <w:r>
+        <w:rPr>
+          <w:rtl w:val="0"/>
+        </w:rPr>
+      </w:r>
+    </w:p>
+    <w:p>
+      <w:pPr>
+        <w:ind w:left="720" w:firstLine="0"/>
+        <w:rPr>
+          <w:rFonts w:ascii="Calibri" w:cs="Calibri" w:eastAsia="Calibri" w:hAnsi="Calibri"/>
+        </w:rPr>
+      </w:pPr>
+      <w:r>
+        <w:rPr>
+          <w:rFonts w:ascii="Calibri" w:cs="Calibri" w:eastAsia="Calibri" w:hAnsi="Calibri"/>
+        </w:rPr>
+        <w:drawing>
+          <wp:inline distB="114300" distT="114300" distL="114300" distR="114300">
+            <wp:extent cx="5731200" cy="3225800"/>
+            <wp:effectExtent b="0" l="0" r="0" t="0"/>
+            <wp:docPr id="34" name="image26.png"/>
+            <a:graphic>
+              <a:graphicData uri="http://schemas.openxmlformats.org/drawingml/2006/picture">
+                <pic:pic>
+                  <pic:nvPicPr>
+                    <pic:cNvPr id="0" name="image26.png"/>
+                    <pic:cNvPicPr preferRelativeResize="0"/>
+                  </pic:nvPicPr>
+                  <pic:blipFill>
+                    <a:blip r:embed="rId9"/>
+                    <a:srcRect b="0" l="0" r="0" t="0"/>
+                    <a:stretch>
+                      <a:fillRect/>
+                    </a:stretch>
+                  </pic:blipFill>
+                  <pic:spPr>
+                    <a:xfrm>
+                      <a:off x="0" y="0"/>
+                      <a:ext cx="5731200" cy="3225800"/>
+                    </a:xfrm>
+                    <a:prstGeom prst="rect"/>
+                    <a:ln/>
+                  </pic:spPr>
+                </pic:pic>
+              </a:graphicData>
+            </a:graphic>
+          </wp:inline>
+        </w:drawing>
+      </w:r>
+      <w:r>
+        <w:rPr>
+          <w:rtl w:val="0"/>
+        </w:rPr>
+      </w:r>
+    </w:p>
+    <w:p>
+      <w:pPr>
+        <w:pStyle w:val="Heading2"/>
+        <w:rPr/>
+      </w:pPr>
+      <w:bookmarkStart w:colFirst="0" w:colLast="0" w:name="_heading=h.t7serwbh7d56" w:id="18"/>
+      <w:bookmarkEnd w:id="18"/>
+      <w:r>
+        <w:rPr>
+          <w:rtl w:val="0"/>
+        </w:rPr>
+        <w:t xml:space="preserve">MTC_0002 Validar inicio de sesión con contraseña incorrecta </w:t>
+      </w:r>
+    </w:p>
+    <w:p>
+      <w:pPr>
+        <w:rPr/>
+      </w:pPr>
+      <w:r>
+        <w:rPr/>
+        <w:drawing>
+          <wp:inline distB="114300" distT="114300" distL="114300" distR="114300">
+            <wp:extent cx="5731200" cy="3225800"/>
+            <wp:effectExtent b="0" l="0" r="0" t="0"/>
+            <wp:docPr id="38" name="image23.png"/>
+            <a:graphic>
+              <a:graphicData uri="http://schemas.openxmlformats.org/drawingml/2006/picture">
+                <pic:pic>
+                  <pic:nvPicPr>
+                    <pic:cNvPr id="0" name="image23.png"/>
+                    <pic:cNvPicPr preferRelativeResize="0"/>
+                  </pic:nvPicPr>
+                  <pic:blipFill>
+                    <a:blip r:embed="rId10"/>
+                    <a:srcRect b="0" l="0" r="0" t="0"/>
+                    <a:stretch>
+                      <a:fillRect/>
+                    </a:stretch>
+                  </pic:blipFill>
+                  <pic:spPr>
+                    <a:xfrm>
+                      <a:off x="0" y="0"/>
+                      <a:ext cx="5731200" cy="3225800"/>
+                    </a:xfrm>
+                    <a:prstGeom prst="rect"/>
+                    <a:ln/>
+                  </pic:spPr>
+                </pic:pic>
+              </a:graphicData>
+            </a:graphic>
+          </wp:inline>
+        </w:drawing>
+      </w:r>
+      <w:r>
+        <w:rPr>
+          <w:rtl w:val="0"/>
+        </w:rPr>
+      </w:r>
+    </w:p>
+    <w:p>
+      <w:pPr>
+        <w:rPr/>
+      </w:pPr>
+      <w:r>
+        <w:rPr/>
+        <w:drawing>
+          <wp:inline distB="114300" distT="114300" distL="114300" distR="114300">
+            <wp:extent cx="5731200" cy="3225800"/>
+            <wp:effectExtent b="0" l="0" r="0" t="0"/>
+            <wp:docPr id="19" name="image9.png"/>
+            <a:graphic>
+              <a:graphicData uri="http://schemas.openxmlformats.org/drawingml/2006/picture">
+                <pic:pic>
+                  <pic:nvPicPr>
+                    <pic:cNvPr id="0" name="image9.png"/>
+                    <pic:cNvPicPr preferRelativeResize="0"/>
+                  </pic:nvPicPr>
+                  <pic:blipFill>
+                    <a:blip r:embed="rId11"/>
+                    <a:srcRect b="0" l="0" r="0" t="0"/>
+                    <a:stretch>
+                      <a:fillRect/>
+                    </a:stretch>
+                  </pic:blipFill>
+                  <pic:spPr>
+                    <a:xfrm>
+                      <a:off x="0" y="0"/>
+                      <a:ext cx="5731200" cy="3225800"/>
+                    </a:xfrm>
+                    <a:prstGeom prst="rect"/>
+                    <a:ln/>
+                  </pic:spPr>
+                </pic:pic>
+              </a:graphicData>
+            </a:graphic>
+          </wp:inline>
+        </w:drawing>
+      </w:r>
+      <w:r>
+        <w:rPr>
+          <w:rtl w:val="0"/>
+        </w:rPr>
+      </w:r>
+    </w:p>
+    <w:p>
+      <w:pPr>
+        <w:pStyle w:val="Heading2"/>
+        <w:rPr/>
+      </w:pPr>
+      <w:bookmarkStart w:colFirst="0" w:colLast="0" w:name="_heading=h.6gv2l8dbmpll" w:id="19"/>
+      <w:bookmarkEnd w:id="19"/>
+      <w:r>
+        <w:rPr>
+          <w:rtl w:val="0"/>
+        </w:rPr>
+        <w:t xml:space="preserve">MTC_0003 Validar cierre de sesión </w:t>
+      </w:r>
+    </w:p>
+    <w:p>
+      <w:pPr>
+        <w:ind w:left="720" w:firstLine="0"/>
+        <w:rPr/>
+      </w:pPr>
+      <w:r>
+        <w:rPr/>
+        <w:drawing>
+          <wp:inline distB="114300" distT="114300" distL="114300" distR="114300">
+            <wp:extent cx="5731200" cy="3225800"/>
+            <wp:effectExtent b="0" l="0" r="0" t="0"/>
+            <wp:docPr id="4" name="image14.png"/>
+            <a:graphic>
+              <a:graphicData uri="http://schemas.openxmlformats.org/drawingml/2006/picture">
+                <pic:pic>
+                  <pic:nvPicPr>
+                    <pic:cNvPr id="0" name="image14.png"/>
+                    <pic:cNvPicPr preferRelativeResize="0"/>
+                  </pic:nvPicPr>
+                  <pic:blipFill>
+                    <a:blip r:embed="rId12"/>
+                    <a:srcRect b="0" l="0" r="0" t="0"/>
+                    <a:stretch>
+                      <a:fillRect/>
+                    </a:stretch>
+                  </pic:blipFill>
+                  <pic:spPr>
+                    <a:xfrm>
+                      <a:off x="0" y="0"/>
+                      <a:ext cx="5731200" cy="3225800"/>
+                    </a:xfrm>
+                    <a:prstGeom prst="rect"/>
+                    <a:ln/>
+                  </pic:spPr>
+                </pic:pic>
+              </a:graphicData>
+            </a:graphic>
+          </wp:inline>
+        </w:drawing>
+      </w:r>
+      <w:r>
+        <w:rPr>
+          <w:rtl w:val="0"/>
+        </w:rPr>
+      </w:r>
+    </w:p>
+    <w:p>
+      <w:pPr>
+        <w:ind w:left="720" w:firstLine="0"/>
+        <w:rPr/>
+      </w:pPr>
+      <w:r>
+        <w:rPr/>
+        <w:drawing>
+          <wp:inline distB="114300" distT="114300" distL="114300" distR="114300">
+            <wp:extent cx="5731200" cy="3225800"/>
+            <wp:effectExtent b="0" l="0" r="0" t="0"/>
+            <wp:docPr id="26" name="image25.png"/>
+            <a:graphic>
+              <a:graphicData uri="http://schemas.openxmlformats.org/drawingml/2006/picture">
+                <pic:pic>
+                  <pic:nvPicPr>
+                    <pic:cNvPr id="0" name="image25.png"/>
+                    <pic:cNvPicPr preferRelativeResize="0"/>
+                  </pic:nvPicPr>
+                  <pic:blipFill>
+                    <a:blip r:embed="rId13"/>
+                    <a:srcRect b="0" l="0" r="0" t="0"/>
+                    <a:stretch>
+                      <a:fillRect/>
+                    </a:stretch>
+                  </pic:blipFill>
+                  <pic:spPr>
+                    <a:xfrm>
+                      <a:off x="0" y="0"/>
+                      <a:ext cx="5731200" cy="3225800"/>
+                    </a:xfrm>
+                    <a:prstGeom prst="rect"/>
+                    <a:ln/>
+                  </pic:spPr>
+                </pic:pic>
+              </a:graphicData>
+            </a:graphic>
+          </wp:inline>
+        </w:drawing>
+      </w:r>
+      <w:r>
+        <w:rPr>
+          <w:rtl w:val="0"/>
+        </w:rPr>
+      </w:r>
+    </w:p>
+    <w:p>
+      <w:pPr>
+        <w:pStyle w:val="Heading2"/>
+        <w:rPr/>
+      </w:pPr>
+      <w:bookmarkStart w:colFirst="0" w:colLast="0" w:name="_heading=h.ewrwr4hzs1v4" w:id="20"/>
+      <w:bookmarkEnd w:id="20"/>
+      <w:r>
+        <w:rPr>
+          <w:rtl w:val="0"/>
+        </w:rPr>
+        <w:t xml:space="preserve">MTC_0004 Validar creación de ticket con datos válidos</w:t>
+      </w:r>
+    </w:p>
+    <w:p>
+      <w:pPr>
+        <w:rPr/>
+      </w:pPr>
+      <w:r>
+        <w:rPr/>
+        <w:drawing>
+          <wp:inline distB="114300" distT="114300" distL="114300" distR="114300">
+            <wp:extent cx="5731200" cy="3225800"/>
+            <wp:effectExtent b="0" l="0" r="0" t="0"/>
+            <wp:docPr id="13" name="image11.png"/>
+            <a:graphic>
+              <a:graphicData uri="http://schemas.openxmlformats.org/drawingml/2006/picture">
+                <pic:pic>
+                  <pic:nvPicPr>
+                    <pic:cNvPr id="0" name="image11.png"/>
+                    <pic:cNvPicPr preferRelativeResize="0"/>
+                  </pic:nvPicPr>
+                  <pic:blipFill>
+                    <a:blip r:embed="rId14"/>
+                    <a:srcRect b="0" l="0" r="0" t="0"/>
+                    <a:stretch>
+                      <a:fillRect/>
+                    </a:stretch>
+                  </pic:blipFill>
+                  <pic:spPr>
+                    <a:xfrm>
+                      <a:off x="0" y="0"/>
+                      <a:ext cx="5731200" cy="3225800"/>
+                    </a:xfrm>
+                    <a:prstGeom prst="rect"/>
+                    <a:ln/>
+                  </pic:spPr>
+                </pic:pic>
+              </a:graphicData>
+            </a:graphic>
+          </wp:inline>
+        </w:drawing>
+      </w:r>
+      <w:r>
+        <w:rPr>
+          <w:rtl w:val="0"/>
+        </w:rPr>
+      </w:r>
+    </w:p>
+    <w:p>
+      <w:pPr>
+        <w:rPr/>
+      </w:pPr>
+      <w:r>
+        <w:rPr/>
+        <w:drawing>
+          <wp:inline distB="114300" distT="114300" distL="114300" distR="114300">
+            <wp:extent cx="5731200" cy="3225800"/>
+            <wp:effectExtent b="0" l="0" r="0" t="0"/>
+            <wp:docPr id="28" name="image3.png"/>
+            <a:graphic>
+              <a:graphicData uri="http://schemas.openxmlformats.org/drawingml/2006/picture">
+                <pic:pic>
+                  <pic:nvPicPr>
+                    <pic:cNvPr id="0" name="image3.png"/>
+                    <pic:cNvPicPr preferRelativeResize="0"/>
+                  </pic:nvPicPr>
+                  <pic:blipFill>
+                    <a:blip r:embed="rId15"/>
+                    <a:srcRect b="0" l="0" r="0" t="0"/>
+                    <a:stretch>
+                      <a:fillRect/>
+                    </a:stretch>
+                  </pic:blipFill>
+                  <pic:spPr>
+                    <a:xfrm>
+                      <a:off x="0" y="0"/>
+                      <a:ext cx="5731200" cy="3225800"/>
+                    </a:xfrm>
+                    <a:prstGeom prst="rect"/>
+                    <a:ln/>
+                  </pic:spPr>
+                </pic:pic>
+              </a:graphicData>
+            </a:graphic>
+          </wp:inline>
+        </w:drawing>
+      </w:r>
+      <w:r>
+        <w:rPr>
+          <w:rtl w:val="0"/>
+        </w:rPr>
+      </w:r>
+    </w:p>
+    <w:p>
+      <w:pPr>
+        <w:pStyle w:val="Heading2"/>
+        <w:ind w:left="0" w:firstLine="0"/>
+        <w:rPr/>
+      </w:pPr>
+      <w:bookmarkStart w:colFirst="0" w:colLast="0" w:name="_heading=h.xlq71xf1mgeq" w:id="21"/>
+      <w:bookmarkEnd w:id="21"/>
+      <w:r>
+        <w:rPr>
+          <w:rFonts w:ascii="Calibri" w:cs="Calibri" w:eastAsia="Calibri" w:hAnsi="Calibri"/>
+          <w:rtl w:val="0"/>
+        </w:rPr>
+        <w:t xml:space="preserve">MTC_0005  Validar creación de ticket sin título</w:t>
+      </w:r>
+      <w:r>
+        <w:rPr>
+          <w:rtl w:val="0"/>
+        </w:rPr>
+      </w:r>
+    </w:p>
+    <w:p>
+      <w:pPr>
+        <w:rPr/>
+      </w:pPr>
+      <w:r>
+        <w:rPr/>
+        <w:drawing>
+          <wp:inline distB="114300" distT="114300" distL="114300" distR="114300">
+            <wp:extent cx="5731200" cy="3225800"/>
+            <wp:effectExtent b="0" l="0" r="0" t="0"/>
+            <wp:docPr id="6" name="image1.png"/>
+            <a:graphic>
+              <a:graphicData uri="http://schemas.openxmlformats.org/drawingml/2006/picture">
+                <pic:pic>
+                  <pic:nvPicPr>
+                    <pic:cNvPr id="0" name="image1.png"/>
+                    <pic:cNvPicPr preferRelativeResize="0"/>
+                  </pic:nvPicPr>
+                  <pic:blipFill>
+                    <a:blip r:embed="rId16"/>
+                    <a:srcRect b="0" l="0" r="0" t="0"/>
+                    <a:stretch>
+                      <a:fillRect/>
+                    </a:stretch>
+                  </pic:blipFill>
+                  <pic:spPr>
+                    <a:xfrm>
+                      <a:off x="0" y="0"/>
+                      <a:ext cx="5731200" cy="3225800"/>
+                    </a:xfrm>
+                    <a:prstGeom prst="rect"/>
+                    <a:ln/>
+                  </pic:spPr>
+                </pic:pic>
+              </a:graphicData>
+            </a:graphic>
+          </wp:inline>
+        </w:drawing>
+      </w:r>
+      <w:r>
+        <w:rPr>
+          <w:rtl w:val="0"/>
+        </w:rPr>
+      </w:r>
+    </w:p>
+    <w:p>
+      <w:pPr>
+        <w:pStyle w:val="Heading2"/>
+        <w:ind w:left="0" w:firstLine="0"/>
+        <w:rPr/>
+      </w:pPr>
+      <w:bookmarkStart w:colFirst="0" w:colLast="0" w:name="_heading=h.vk31phqw77qp" w:id="22"/>
+      <w:bookmarkEnd w:id="22"/>
+      <w:r>
+        <w:rPr>
+          <w:rFonts w:ascii="Calibri" w:cs="Calibri" w:eastAsia="Calibri" w:hAnsi="Calibri"/>
+          <w:rtl w:val="0"/>
+        </w:rPr>
+        <w:t xml:space="preserve">MTC_0006 Validar creación de ticket sin descripción</w:t>
+      </w:r>
+      <w:r>
+        <w:rPr>
+          <w:rtl w:val="0"/>
+        </w:rPr>
+      </w:r>
+    </w:p>
+    <w:p>
+      <w:pPr>
+        <w:rPr/>
+      </w:pPr>
+      <w:r>
+        <w:rPr/>
+        <w:drawing>
+          <wp:inline distB="114300" distT="114300" distL="114300" distR="114300">
+            <wp:extent cx="5731200" cy="3225800"/>
+            <wp:effectExtent b="0" l="0" r="0" t="0"/>
+            <wp:docPr id="35" name="image27.png"/>
+            <a:graphic>
+              <a:graphicData uri="http://schemas.openxmlformats.org/drawingml/2006/picture">
+                <pic:pic>
+                  <pic:nvPicPr>
+                    <pic:cNvPr id="0" name="image27.png"/>
+                    <pic:cNvPicPr preferRelativeResize="0"/>
+                  </pic:nvPicPr>
+                  <pic:blipFill>
+                    <a:blip r:embed="rId17"/>
+                    <a:srcRect b="0" l="0" r="0" t="0"/>
+                    <a:stretch>
+                      <a:fillRect/>
+                    </a:stretch>
+                  </pic:blipFill>
+                  <pic:spPr>
+                    <a:xfrm>
+                      <a:off x="0" y="0"/>
+                      <a:ext cx="5731200" cy="3225800"/>
+                    </a:xfrm>
+                    <a:prstGeom prst="rect"/>
+                    <a:ln/>
+                  </pic:spPr>
+                </pic:pic>
+              </a:graphicData>
+            </a:graphic>
+          </wp:inline>
+        </w:drawing>
+      </w:r>
+      <w:r>
+        <w:rPr>
+          <w:rtl w:val="0"/>
+        </w:rPr>
+      </w:r>
+    </w:p>
+    <w:p>
+      <w:pPr>
+        <w:pStyle w:val="Heading2"/>
+        <w:rPr/>
+      </w:pPr>
+      <w:bookmarkStart w:colFirst="0" w:colLast="0" w:name="_heading=h.qkbjqotkgudg" w:id="23"/>
+      <w:bookmarkEnd w:id="23"/>
+      <w:r>
+        <w:rPr>
+          <w:rtl w:val="0"/>
+        </w:rPr>
+        <w:t xml:space="preserve">MTC_0007 Validar carga de archivo permitido</w:t>
+      </w:r>
+    </w:p>
+    <w:p>
+      <w:pPr>
+        <w:pStyle w:val="Heading2"/>
+        <w:rPr/>
+      </w:pPr>
+      <w:bookmarkStart w:colFirst="0" w:colLast="0" w:name="_heading=h.8gtu05w3lrfa" w:id="24"/>
+      <w:bookmarkEnd w:id="24"/>
+      <w:r>
+        <w:rPr>
+          <w:rtl w:val="0"/>
+        </w:rPr>
+        <w:t xml:space="preserve">MTC_0008 Validar carga de archivo superior al límite  </w:t>
+      </w:r>
+    </w:p>
+    <w:p>
+      <w:pPr>
+        <w:pStyle w:val="Heading2"/>
+        <w:rPr/>
+      </w:pPr>
+      <w:bookmarkStart w:colFirst="0" w:colLast="0" w:name="_heading=h.dd2tsbwuin75" w:id="25"/>
+      <w:bookmarkEnd w:id="25"/>
+      <w:r>
+        <w:rPr>
+          <w:rtl w:val="0"/>
+        </w:rPr>
+        <w:t xml:space="preserve">MTC_0009 Validar clasificación automática del ticket </w:t>
+      </w:r>
+    </w:p>
+    <w:p>
+      <w:pPr>
+        <w:rPr/>
+      </w:pPr>
+      <w:r>
+        <w:rPr/>
+        <w:drawing>
+          <wp:inline distB="114300" distT="114300" distL="114300" distR="114300">
+            <wp:extent cx="2490788" cy="4539661"/>
+            <wp:effectExtent b="0" l="0" r="0" t="0"/>
+            <wp:docPr id="11" name="image3.png"/>
+            <a:graphic>
+              <a:graphicData uri="http://schemas.openxmlformats.org/drawingml/2006/picture">
+                <pic:pic>
+                  <pic:nvPicPr>
+                    <pic:cNvPr id="0" name="image3.png"/>
+                    <pic:cNvPicPr preferRelativeResize="0"/>
+                  </pic:nvPicPr>
+                  <pic:blipFill>
+                    <a:blip r:embed="rId15"/>
+                    <a:srcRect b="0" l="69103" r="0" t="0"/>
+                    <a:stretch>
+                      <a:fillRect/>
+                    </a:stretch>
+                  </pic:blipFill>
+                  <pic:spPr>
+                    <a:xfrm>
+                      <a:off x="0" y="0"/>
+                      <a:ext cx="2490788" cy="4539661"/>
+                    </a:xfrm>
+                    <a:prstGeom prst="rect"/>
+                    <a:ln/>
+                  </pic:spPr>
+                </pic:pic>
+              </a:graphicData>
+            </a:graphic>
+          </wp:inline>
+        </w:drawing>
+      </w:r>
+      <w:r>
+        <w:rPr>
+          <w:rtl w:val="0"/>
+        </w:rPr>
+      </w:r>
+    </w:p>
+    <w:p>
+      <w:pPr>
+        <w:rPr/>
+      </w:pPr>
+      <w:r>
+        <w:rPr>
+          <w:rtl w:val="0"/>
+        </w:rPr>
+      </w:r>
+    </w:p>
+    <w:p>
+      <w:pPr>
+        <w:rPr/>
+      </w:pPr>
+      <w:r>
+        <w:rPr>
+          <w:rtl w:val="0"/>
+        </w:rPr>
+      </w:r>
+    </w:p>
+    <w:p>
+      <w:pPr>
+        <w:pStyle w:val="Heading2"/>
+        <w:rPr/>
+      </w:pPr>
+      <w:bookmarkStart w:colFirst="0" w:colLast="0" w:name="_heading=h.6mcafn73rzje" w:id="26"/>
+      <w:bookmarkEnd w:id="26"/>
+      <w:r>
+        <w:rPr>
+          <w:rtl w:val="0"/>
+        </w:rPr>
+        <w:t xml:space="preserve">MTC_0010 Validar porcentaje de confianza de la predicción </w:t>
+      </w:r>
+    </w:p>
+    <w:p>
+      <w:pPr>
+        <w:rPr/>
+      </w:pPr>
+      <w:r>
+        <w:rPr/>
+        <w:drawing>
+          <wp:inline distB="114300" distT="114300" distL="114300" distR="114300">
+            <wp:extent cx="5580496" cy="1078500"/>
+            <wp:effectExtent b="0" l="0" r="0" t="0"/>
+            <wp:docPr id="30" name="image3.png"/>
+            <a:graphic>
+              <a:graphicData uri="http://schemas.openxmlformats.org/drawingml/2006/picture">
+                <pic:pic>
+                  <pic:nvPicPr>
+                    <pic:cNvPr id="0" name="image3.png"/>
+                    <pic:cNvPicPr preferRelativeResize="0"/>
+                  </pic:nvPicPr>
+                  <pic:blipFill>
+                    <a:blip r:embed="rId15"/>
+                    <a:srcRect b="53229" l="69103" r="0" t="36221"/>
+                    <a:stretch>
+                      <a:fillRect/>
+                    </a:stretch>
+                  </pic:blipFill>
+                  <pic:spPr>
+                    <a:xfrm>
+                      <a:off x="0" y="0"/>
+                      <a:ext cx="5580496" cy="1078500"/>
+                    </a:xfrm>
+                    <a:prstGeom prst="rect"/>
+                    <a:ln/>
+                  </pic:spPr>
+                </pic:pic>
+              </a:graphicData>
+            </a:graphic>
+          </wp:inline>
+        </w:drawing>
+      </w:r>
+      <w:r>
+        <w:rPr>
+          <w:rtl w:val="0"/>
+        </w:rPr>
+      </w:r>
+    </w:p>
+    <w:p>
+      <w:pPr>
+        <w:pStyle w:val="Heading2"/>
+        <w:rPr/>
+      </w:pPr>
+      <w:bookmarkStart w:colFirst="0" w:colLast="0" w:name="_heading=h.p88rdemqq3el" w:id="27"/>
+      <w:bookmarkEnd w:id="27"/>
+      <w:r>
+        <w:rPr>
+          <w:rtl w:val="0"/>
+        </w:rPr>
+        <w:t xml:space="preserve">MTC_0011 Validar clasificación automática con confianza superior al 85% </w:t>
+      </w:r>
+    </w:p>
+    <w:p>
+      <w:pPr>
+        <w:rPr/>
+      </w:pPr>
+      <w:r>
+        <w:rPr>
+          <w:rtl w:val="0"/>
+        </w:rPr>
+      </w:r>
+    </w:p>
+    <w:p>
+      <w:pPr>
+        <w:pStyle w:val="Heading2"/>
+        <w:rPr/>
+      </w:pPr>
+      <w:bookmarkStart w:colFirst="0" w:colLast="0" w:name="_heading=h.2l4iz0ui4nj9" w:id="28"/>
+      <w:bookmarkEnd w:id="28"/>
+      <w:r>
+        <w:rPr>
+          <w:rtl w:val="0"/>
+        </w:rPr>
+        <w:t xml:space="preserve">MTC_0012 Validar corrección manual de clasificación </w:t>
+      </w:r>
+    </w:p>
+    <w:p>
+      <w:pPr>
+        <w:rPr/>
+      </w:pPr>
+      <w:r>
+        <w:rPr/>
+        <w:drawing>
+          <wp:inline distB="114300" distT="114300" distL="114300" distR="114300">
+            <wp:extent cx="4257675" cy="2714625"/>
+            <wp:effectExtent b="0" l="0" r="0" t="0"/>
+            <wp:docPr id="2" name="image10.png"/>
+            <a:graphic>
+              <a:graphicData uri="http://schemas.openxmlformats.org/drawingml/2006/picture">
+                <pic:pic>
+                  <pic:nvPicPr>
+                    <pic:cNvPr id="0" name="image10.png"/>
+                    <pic:cNvPicPr preferRelativeResize="0"/>
+                  </pic:nvPicPr>
+                  <pic:blipFill>
+                    <a:blip r:embed="rId18"/>
+                    <a:srcRect b="20954" l="68771" r="1014" t="44820"/>
+                    <a:stretch>
+                      <a:fillRect/>
+                    </a:stretch>
+                  </pic:blipFill>
+                  <pic:spPr>
+                    <a:xfrm>
+                      <a:off x="0" y="0"/>
+                      <a:ext cx="4257675" cy="2714625"/>
+                    </a:xfrm>
+                    <a:prstGeom prst="rect"/>
+                    <a:ln/>
+                  </pic:spPr>
+                </pic:pic>
+              </a:graphicData>
+            </a:graphic>
+          </wp:inline>
+        </w:drawing>
+      </w:r>
+      <w:r>
+        <w:rPr>
+          <w:rtl w:val="0"/>
+        </w:rPr>
+      </w:r>
+    </w:p>
+    <w:p>
+      <w:pPr>
+        <w:rPr/>
+      </w:pPr>
+      <w:r>
+        <w:rPr/>
+        <w:drawing>
+          <wp:inline distB="114300" distT="114300" distL="114300" distR="114300">
+            <wp:extent cx="3924300" cy="2809875"/>
+            <wp:effectExtent b="0" l="0" r="0" t="0"/>
+            <wp:docPr id="16" name="image12.png"/>
+            <a:graphic>
+              <a:graphicData uri="http://schemas.openxmlformats.org/drawingml/2006/picture">
+                <pic:pic>
+                  <pic:nvPicPr>
+                    <pic:cNvPr id="0" name="image12.png"/>
+                    <pic:cNvPicPr preferRelativeResize="0"/>
+                  </pic:nvPicPr>
+                  <pic:blipFill>
+                    <a:blip r:embed="rId19"/>
+                    <a:srcRect b="0" l="0" r="0" t="0"/>
+                    <a:stretch>
+                      <a:fillRect/>
+                    </a:stretch>
+                  </pic:blipFill>
+                  <pic:spPr>
+                    <a:xfrm>
+                      <a:off x="0" y="0"/>
+                      <a:ext cx="3924300" cy="2809875"/>
+                    </a:xfrm>
+                    <a:prstGeom prst="rect"/>
+                    <a:ln/>
+                  </pic:spPr>
+                </pic:pic>
+              </a:graphicData>
+            </a:graphic>
+          </wp:inline>
+        </w:drawing>
+      </w:r>
+      <w:r>
+        <w:rPr>
+          <w:rtl w:val="0"/>
+        </w:rPr>
+      </w:r>
+    </w:p>
+    <w:p>
+      <w:pPr>
+        <w:rPr/>
+      </w:pPr>
+      <w:r>
+        <w:rPr>
+          <w:rtl w:val="0"/>
+        </w:rPr>
+      </w:r>
+    </w:p>
+    <w:p>
+      <w:pPr>
+        <w:pStyle w:val="Heading2"/>
+        <w:rPr/>
+      </w:pPr>
+      <w:bookmarkStart w:colFirst="0" w:colLast="0" w:name="_heading=h.bxawll49k01u" w:id="29"/>
+      <w:bookmarkEnd w:id="29"/>
+      <w:r>
+        <w:rPr>
+          <w:rtl w:val="0"/>
+        </w:rPr>
+        <w:t xml:space="preserve">MTC_0013 Validar registro de predicción de IA </w:t>
+      </w:r>
+    </w:p>
+    <w:p>
+      <w:pPr>
+        <w:rPr/>
+      </w:pPr>
+      <w:r>
+        <w:rPr>
+          <w:rtl w:val="0"/>
+        </w:rPr>
+      </w:r>
+    </w:p>
+    <w:p>
+      <w:pPr>
+        <w:pStyle w:val="Heading2"/>
+        <w:rPr/>
+      </w:pPr>
+      <w:bookmarkStart w:colFirst="0" w:colLast="0" w:name="_heading=h.10m2l0pk0aj2" w:id="30"/>
+      <w:bookmarkEnd w:id="30"/>
+      <w:r>
+        <w:rPr>
+          <w:rtl w:val="0"/>
+        </w:rPr>
+        <w:t xml:space="preserve">MTC_0014 Validar asignación de ticket a técnico </w:t>
+      </w:r>
+    </w:p>
+    <w:p>
+      <w:pPr>
+        <w:rPr/>
+      </w:pPr>
+      <w:r>
+        <w:rPr/>
+        <w:drawing>
+          <wp:inline distB="114300" distT="114300" distL="114300" distR="114300">
+            <wp:extent cx="4757738" cy="1629722"/>
+            <wp:effectExtent b="0" l="0" r="0" t="0"/>
+            <wp:docPr id="9" name="image8.png"/>
+            <a:graphic>
+              <a:graphicData uri="http://schemas.openxmlformats.org/drawingml/2006/picture">
+                <pic:pic>
+                  <pic:nvPicPr>
+                    <pic:cNvPr id="0" name="image8.png"/>
+                    <pic:cNvPicPr preferRelativeResize="0"/>
+                  </pic:nvPicPr>
+                  <pic:blipFill>
+                    <a:blip r:embed="rId20"/>
+                    <a:srcRect b="14317" l="69934" r="0" t="67431"/>
+                    <a:stretch>
+                      <a:fillRect/>
+                    </a:stretch>
+                  </pic:blipFill>
+                  <pic:spPr>
+                    <a:xfrm>
+                      <a:off x="0" y="0"/>
+                      <a:ext cx="4757738" cy="1629722"/>
+                    </a:xfrm>
+                    <a:prstGeom prst="rect"/>
+                    <a:ln/>
+                  </pic:spPr>
+                </pic:pic>
+              </a:graphicData>
+            </a:graphic>
+          </wp:inline>
+        </w:drawing>
+      </w:r>
+      <w:r>
+        <w:rPr>
+          <w:rtl w:val="0"/>
+        </w:rPr>
+      </w:r>
+    </w:p>
+    <w:p>
+      <w:pPr>
+        <w:rPr/>
+      </w:pPr>
+      <w:r>
+        <w:rPr>
+          <w:rtl w:val="0"/>
+        </w:rPr>
+      </w:r>
+    </w:p>
+    <w:p>
+      <w:pPr>
+        <w:pStyle w:val="Heading2"/>
+        <w:rPr/>
+      </w:pPr>
+      <w:bookmarkStart w:colFirst="0" w:colLast="0" w:name="_heading=h.7ha09dkajmpc" w:id="31"/>
+      <w:bookmarkEnd w:id="31"/>
+      <w:r>
+        <w:rPr>
+          <w:rtl w:val="0"/>
+        </w:rPr>
+        <w:t xml:space="preserve">MTC_0015 Validar visualización de tickets asignados </w:t>
+      </w:r>
+    </w:p>
+    <w:p>
+      <w:pPr>
+        <w:rPr/>
+      </w:pPr>
+      <w:r>
+        <w:rPr>
+          <w:rtl w:val="0"/>
+        </w:rPr>
+      </w:r>
+    </w:p>
+    <w:p>
+      <w:pPr>
+        <w:rPr/>
+      </w:pPr>
+      <w:r>
+        <w:rPr/>
+        <w:drawing>
+          <wp:inline distB="114300" distT="114300" distL="114300" distR="114300">
+            <wp:extent cx="5731200" cy="2743200"/>
+            <wp:effectExtent b="0" l="0" r="0" t="0"/>
+            <wp:docPr id="14" name="image6.png"/>
+            <a:graphic>
+              <a:graphicData uri="http://schemas.openxmlformats.org/drawingml/2006/picture">
+                <pic:pic>
+                  <pic:nvPicPr>
+                    <pic:cNvPr id="0" name="image6.png"/>
+                    <pic:cNvPicPr preferRelativeResize="0"/>
+                  </pic:nvPicPr>
+                  <pic:blipFill>
+                    <a:blip r:embed="rId21"/>
+                    <a:srcRect b="0" l="0" r="0" t="0"/>
+                    <a:stretch>
+                      <a:fillRect/>
+                    </a:stretch>
+                  </pic:blipFill>
+                  <pic:spPr>
+                    <a:xfrm>
+                      <a:off x="0" y="0"/>
+                      <a:ext cx="5731200" cy="2743200"/>
+                    </a:xfrm>
+                    <a:prstGeom prst="rect"/>
+                    <a:ln/>
+                  </pic:spPr>
+                </pic:pic>
+              </a:graphicData>
+            </a:graphic>
+          </wp:inline>
+        </w:drawing>
+      </w:r>
+      <w:r>
+        <w:rPr>
+          <w:rtl w:val="0"/>
+        </w:rPr>
+      </w:r>
+    </w:p>
+    <w:p>
+      <w:pPr>
+        <w:rPr/>
+      </w:pPr>
+      <w:r>
+        <w:rPr>
+          <w:rtl w:val="0"/>
+        </w:rPr>
+      </w:r>
+    </w:p>
+    <w:p>
+      <w:pPr>
+        <w:pStyle w:val="Heading2"/>
+        <w:rPr/>
+      </w:pPr>
+      <w:bookmarkStart w:colFirst="0" w:colLast="0" w:name="_heading=h.ygqcgtt7h5jv" w:id="32"/>
+      <w:bookmarkEnd w:id="32"/>
+      <w:r>
+        <w:rPr>
+          <w:rtl w:val="0"/>
+        </w:rPr>
+        <w:t xml:space="preserve">MTC_0016 Validar cambio de estado del ticket </w:t>
+      </w:r>
+    </w:p>
+    <w:p>
+      <w:pPr>
+        <w:rPr/>
+      </w:pPr>
+      <w:r>
+        <w:rPr>
+          <w:rtl w:val="0"/>
+        </w:rPr>
+      </w:r>
+    </w:p>
+    <w:p>
+      <w:pPr>
+        <w:rPr/>
+      </w:pPr>
+      <w:r>
+        <w:rPr/>
+        <w:drawing>
+          <wp:inline distB="114300" distT="114300" distL="114300" distR="114300">
+            <wp:extent cx="5731200" cy="203200"/>
+            <wp:effectExtent b="0" l="0" r="0" t="0"/>
+            <wp:docPr id="20" name="image13.png"/>
+            <a:graphic>
+              <a:graphicData uri="http://schemas.openxmlformats.org/drawingml/2006/picture">
+                <pic:pic>
+                  <pic:nvPicPr>
+                    <pic:cNvPr id="0" name="image13.png"/>
+                    <pic:cNvPicPr preferRelativeResize="0"/>
+                  </pic:nvPicPr>
+                  <pic:blipFill>
+                    <a:blip r:embed="rId22"/>
+                    <a:srcRect b="0" l="0" r="0" t="0"/>
+                    <a:stretch>
+                      <a:fillRect/>
+                    </a:stretch>
+                  </pic:blipFill>
+                  <pic:spPr>
+                    <a:xfrm>
+                      <a:off x="0" y="0"/>
+                      <a:ext cx="5731200" cy="203200"/>
+                    </a:xfrm>
+                    <a:prstGeom prst="rect"/>
+                    <a:ln/>
+                  </pic:spPr>
+                </pic:pic>
+              </a:graphicData>
+            </a:graphic>
+          </wp:inline>
+        </w:drawing>
+      </w:r>
+      <w:r>
+        <w:rPr>
+          <w:rtl w:val="0"/>
+        </w:rPr>
+      </w:r>
+    </w:p>
+    <w:p>
+      <w:pPr>
+        <w:rPr/>
+      </w:pPr>
+      <w:r>
+        <w:rPr/>
+        <w:drawing>
+          <wp:inline distB="114300" distT="114300" distL="114300" distR="114300">
+            <wp:extent cx="5731200" cy="2768600"/>
+            <wp:effectExtent b="0" l="0" r="0" t="0"/>
+            <wp:docPr id="37" name="image29.png"/>
+            <a:graphic>
+              <a:graphicData uri="http://schemas.openxmlformats.org/drawingml/2006/picture">
+                <pic:pic>
+                  <pic:nvPicPr>
+                    <pic:cNvPr id="0" name="image29.png"/>
+                    <pic:cNvPicPr preferRelativeResize="0"/>
+                  </pic:nvPicPr>
+                  <pic:blipFill>
+                    <a:blip r:embed="rId23"/>
+                    <a:srcRect b="0" l="0" r="0" t="0"/>
+                    <a:stretch>
+                      <a:fillRect/>
+                    </a:stretch>
+                  </pic:blipFill>
+                  <pic:spPr>
+                    <a:xfrm>
+                      <a:off x="0" y="0"/>
+                      <a:ext cx="5731200" cy="2768600"/>
+                    </a:xfrm>
+                    <a:prstGeom prst="rect"/>
+                    <a:ln/>
+                  </pic:spPr>
+                </pic:pic>
+              </a:graphicData>
+            </a:graphic>
+          </wp:inline>
+        </w:drawing>
+      </w:r>
+      <w:r>
+        <w:rPr>
+          <w:rtl w:val="0"/>
+        </w:rPr>
+      </w:r>
+    </w:p>
+    <w:p>
+      <w:pPr>
+        <w:rPr/>
+      </w:pPr>
+      <w:r>
+        <w:rPr/>
+        <w:drawing>
+          <wp:inline distB="114300" distT="114300" distL="114300" distR="114300">
+            <wp:extent cx="5731200" cy="2755900"/>
+            <wp:effectExtent b="0" l="0" r="0" t="0"/>
+            <wp:docPr id="29" name="image20.png"/>
+            <a:graphic>
+              <a:graphicData uri="http://schemas.openxmlformats.org/drawingml/2006/picture">
+                <pic:pic>
+                  <pic:nvPicPr>
+                    <pic:cNvPr id="0" name="image20.png"/>
+                    <pic:cNvPicPr preferRelativeResize="0"/>
+                  </pic:nvPicPr>
+                  <pic:blipFill>
+                    <a:blip r:embed="rId24"/>
+                    <a:srcRect b="0" l="0" r="0" t="0"/>
+                    <a:stretch>
+                      <a:fillRect/>
+                    </a:stretch>
+                  </pic:blipFill>
+                  <pic:spPr>
+                    <a:xfrm>
+                      <a:off x="0" y="0"/>
+                      <a:ext cx="5731200" cy="2755900"/>
+                    </a:xfrm>
+                    <a:prstGeom prst="rect"/>
+                    <a:ln/>
+                  </pic:spPr>
+                </pic:pic>
+              </a:graphicData>
+            </a:graphic>
+          </wp:inline>
+        </w:drawing>
+      </w:r>
+      <w:r>
+        <w:rPr>
+          <w:rtl w:val="0"/>
+        </w:rPr>
+      </w:r>
+    </w:p>
+    <w:p>
+      <w:pPr>
+        <w:rPr/>
+      </w:pPr>
+      <w:r>
+        <w:rPr/>
+        <w:drawing>
+          <wp:inline distB="114300" distT="114300" distL="114300" distR="114300">
+            <wp:extent cx="5731200" cy="381000"/>
+            <wp:effectExtent b="0" l="0" r="0" t="0"/>
+            <wp:docPr id="27" name="image21.png"/>
+            <a:graphic>
+              <a:graphicData uri="http://schemas.openxmlformats.org/drawingml/2006/picture">
+                <pic:pic>
+                  <pic:nvPicPr>
+                    <pic:cNvPr id="0" name="image21.png"/>
+                    <pic:cNvPicPr preferRelativeResize="0"/>
+                  </pic:nvPicPr>
+                  <pic:blipFill>
+                    <a:blip r:embed="rId25"/>
+                    <a:srcRect b="0" l="0" r="0" t="0"/>
+                    <a:stretch>
+                      <a:fillRect/>
+                    </a:stretch>
+                  </pic:blipFill>
+                  <pic:spPr>
+                    <a:xfrm>
+                      <a:off x="0" y="0"/>
+                      <a:ext cx="5731200" cy="381000"/>
+                    </a:xfrm>
+                    <a:prstGeom prst="rect"/>
+                    <a:ln/>
+                  </pic:spPr>
+                </pic:pic>
+              </a:graphicData>
+            </a:graphic>
+          </wp:inline>
+        </w:drawing>
+      </w:r>
+      <w:r>
+        <w:rPr>
+          <w:rtl w:val="0"/>
+        </w:rPr>
+      </w:r>
+    </w:p>
+    <w:p>
+      <w:pPr>
+        <w:rPr/>
+      </w:pPr>
+      <w:r>
+        <w:rPr>
+          <w:rtl w:val="0"/>
+        </w:rPr>
+      </w:r>
+    </w:p>
+    <w:p>
+      <w:pPr>
+        <w:pStyle w:val="Heading2"/>
+        <w:rPr/>
+      </w:pPr>
+      <w:bookmarkStart w:colFirst="0" w:colLast="0" w:name="_heading=h.tunqvmfi5w7b" w:id="33"/>
+      <w:bookmarkEnd w:id="33"/>
+      <w:r>
+        <w:rPr>
+          <w:rtl w:val="0"/>
+        </w:rPr>
+        <w:t xml:space="preserve">MTC_0017 Validar envío de mensaje dentro del ticket </w:t>
+      </w:r>
+    </w:p>
+    <w:p>
+      <w:pPr>
+        <w:rPr/>
+      </w:pPr>
+      <w:r>
+        <w:rPr/>
+        <w:drawing>
+          <wp:inline distB="114300" distT="114300" distL="114300" distR="114300">
+            <wp:extent cx="5731200" cy="2768600"/>
+            <wp:effectExtent b="0" l="0" r="0" t="0"/>
+            <wp:docPr id="25" name="image24.png"/>
+            <a:graphic>
+              <a:graphicData uri="http://schemas.openxmlformats.org/drawingml/2006/picture">
+                <pic:pic>
+                  <pic:nvPicPr>
+                    <pic:cNvPr id="0" name="image24.png"/>
+                    <pic:cNvPicPr preferRelativeResize="0"/>
+                  </pic:nvPicPr>
+                  <pic:blipFill>
+                    <a:blip r:embed="rId26"/>
+                    <a:srcRect b="0" l="0" r="0" t="0"/>
+                    <a:stretch>
+                      <a:fillRect/>
+                    </a:stretch>
+                  </pic:blipFill>
+                  <pic:spPr>
+                    <a:xfrm>
+                      <a:off x="0" y="0"/>
+                      <a:ext cx="5731200" cy="2768600"/>
+                    </a:xfrm>
+                    <a:prstGeom prst="rect"/>
+                    <a:ln/>
+                  </pic:spPr>
+                </pic:pic>
+              </a:graphicData>
+            </a:graphic>
+          </wp:inline>
+        </w:drawing>
+      </w:r>
+      <w:r>
+        <w:rPr>
+          <w:rtl w:val="0"/>
+        </w:rPr>
+      </w:r>
+    </w:p>
+    <w:p>
+      <w:pPr>
+        <w:rPr/>
+      </w:pPr>
+      <w:r>
+        <w:rPr>
+          <w:rtl w:val="0"/>
+        </w:rPr>
+      </w:r>
+    </w:p>
+    <w:p>
+      <w:pPr>
+        <w:pStyle w:val="Heading2"/>
+        <w:rPr/>
+      </w:pPr>
+      <w:bookmarkStart w:colFirst="0" w:colLast="0" w:name="_heading=h.4hrlf0nqpprn" w:id="34"/>
+      <w:bookmarkEnd w:id="34"/>
+      <w:r>
+        <w:rPr>
+          <w:rtl w:val="0"/>
+        </w:rPr>
+        <w:t xml:space="preserve">MTC_0018 Validar notificación por cambio de estado </w:t>
+      </w:r>
+    </w:p>
+    <w:p>
+      <w:pPr>
+        <w:rPr/>
+      </w:pPr>
+      <w:r>
+        <w:rPr>
+          <w:rtl w:val="0"/>
+        </w:rPr>
+      </w:r>
+    </w:p>
+    <w:p>
+      <w:pPr>
+        <w:pStyle w:val="Heading2"/>
+        <w:rPr/>
+      </w:pPr>
+      <w:bookmarkStart w:colFirst="0" w:colLast="0" w:name="_heading=h.lkdyuagvfqaj" w:id="35"/>
+      <w:bookmarkEnd w:id="35"/>
+      <w:r>
+        <w:rPr>
+          <w:rtl w:val="0"/>
+        </w:rPr>
+        <w:t xml:space="preserve">MTC_0019 Validar historial de tickets del cliente </w:t>
+      </w:r>
+    </w:p>
+    <w:p>
+      <w:pPr>
+        <w:rPr/>
+      </w:pPr>
+      <w:r>
+        <w:rPr/>
+        <w:drawing>
+          <wp:inline distB="114300" distT="114300" distL="114300" distR="114300">
+            <wp:extent cx="5731200" cy="3048000"/>
+            <wp:effectExtent b="0" l="0" r="0" t="0"/>
+            <wp:docPr id="23" name="image28.png"/>
+            <a:graphic>
+              <a:graphicData uri="http://schemas.openxmlformats.org/drawingml/2006/picture">
+                <pic:pic>
+                  <pic:nvPicPr>
+                    <pic:cNvPr id="0" name="image28.png"/>
+                    <pic:cNvPicPr preferRelativeResize="0"/>
+                  </pic:nvPicPr>
+                  <pic:blipFill>
+                    <a:blip r:embed="rId27"/>
+                    <a:srcRect b="0" l="0" r="0" t="0"/>
+                    <a:stretch>
+                      <a:fillRect/>
+                    </a:stretch>
+                  </pic:blipFill>
+                  <pic:spPr>
+                    <a:xfrm>
+                      <a:off x="0" y="0"/>
+                      <a:ext cx="5731200" cy="3048000"/>
+                    </a:xfrm>
+                    <a:prstGeom prst="rect"/>
+                    <a:ln/>
+                  </pic:spPr>
+                </pic:pic>
+              </a:graphicData>
+            </a:graphic>
+          </wp:inline>
+        </w:drawing>
+      </w:r>
+      <w:r>
+        <w:rPr>
+          <w:rtl w:val="0"/>
+        </w:rPr>
+      </w:r>
+    </w:p>
+    <w:p>
+      <w:pPr>
+        <w:rPr/>
+      </w:pPr>
+      <w:r>
+        <w:rPr>
+          <w:rtl w:val="0"/>
+        </w:rPr>
+      </w:r>
+    </w:p>
+    <w:p>
+      <w:pPr>
+        <w:pStyle w:val="Heading2"/>
+        <w:rPr/>
+      </w:pPr>
+      <w:bookmarkStart w:colFirst="0" w:colLast="0" w:name="_heading=h.ep3pkkn6khyl" w:id="36"/>
+      <w:bookmarkEnd w:id="36"/>
+      <w:r>
+        <w:rPr>
+          <w:rtl w:val="0"/>
+        </w:rPr>
+        <w:t xml:space="preserve">MTC_0020 Validar filtro de tickets por estado </w:t>
+      </w:r>
+    </w:p>
+    <w:p>
+      <w:pPr>
+        <w:rPr/>
+      </w:pPr>
+      <w:r>
+        <w:rPr/>
+        <w:drawing>
+          <wp:inline distB="114300" distT="114300" distL="114300" distR="114300">
+            <wp:extent cx="5731200" cy="2730500"/>
+            <wp:effectExtent b="0" l="0" r="0" t="0"/>
+            <wp:docPr id="33" name="image19.png"/>
+            <a:graphic>
+              <a:graphicData uri="http://schemas.openxmlformats.org/drawingml/2006/picture">
+                <pic:pic>
+                  <pic:nvPicPr>
+                    <pic:cNvPr id="0" name="image19.png"/>
+                    <pic:cNvPicPr preferRelativeResize="0"/>
+                  </pic:nvPicPr>
+                  <pic:blipFill>
+                    <a:blip r:embed="rId28"/>
+                    <a:srcRect b="0" l="0" r="0" t="0"/>
+                    <a:stretch>
+                      <a:fillRect/>
+                    </a:stretch>
+                  </pic:blipFill>
+                  <pic:spPr>
+                    <a:xfrm>
+                      <a:off x="0" y="0"/>
+                      <a:ext cx="5731200" cy="2730500"/>
+                    </a:xfrm>
+                    <a:prstGeom prst="rect"/>
+                    <a:ln/>
+                  </pic:spPr>
+                </pic:pic>
+              </a:graphicData>
+            </a:graphic>
+          </wp:inline>
+        </w:drawing>
+      </w:r>
+      <w:r>
+        <w:rPr>
+          <w:rtl w:val="0"/>
+        </w:rPr>
+      </w:r>
+    </w:p>
+    <w:p>
+      <w:pPr>
+        <w:rPr/>
+      </w:pPr>
+      <w:r>
+        <w:rPr/>
+        <w:drawing>
+          <wp:inline distB="114300" distT="114300" distL="114300" distR="114300">
+            <wp:extent cx="5731200" cy="2743200"/>
+            <wp:effectExtent b="0" l="0" r="0" t="0"/>
+            <wp:docPr id="12" name="image7.png"/>
+            <a:graphic>
+              <a:graphicData uri="http://schemas.openxmlformats.org/drawingml/2006/picture">
+                <pic:pic>
+                  <pic:nvPicPr>
+                    <pic:cNvPr id="0" name="image7.png"/>
+                    <pic:cNvPicPr preferRelativeResize="0"/>
+                  </pic:nvPicPr>
+                  <pic:blipFill>
+                    <a:blip r:embed="rId29"/>
+                    <a:srcRect b="0" l="0" r="0" t="0"/>
+                    <a:stretch>
+                      <a:fillRect/>
+                    </a:stretch>
+                  </pic:blipFill>
+                  <pic:spPr>
+                    <a:xfrm>
+                      <a:off x="0" y="0"/>
+                      <a:ext cx="5731200" cy="2743200"/>
+                    </a:xfrm>
+                    <a:prstGeom prst="rect"/>
+                    <a:ln/>
+                  </pic:spPr>
+                </pic:pic>
+              </a:graphicData>
+            </a:graphic>
+          </wp:inline>
+        </w:drawing>
+      </w:r>
+      <w:r>
+        <w:rPr>
+          <w:rtl w:val="0"/>
+        </w:rPr>
+      </w:r>
+    </w:p>
+    <w:p>
+      <w:pPr>
+        <w:rPr/>
+      </w:pPr>
+      <w:r>
+        <w:rPr>
+          <w:rtl w:val="0"/>
+        </w:rPr>
+      </w:r>
+    </w:p>
+    <w:p>
+      <w:pPr>
+        <w:pStyle w:val="Heading2"/>
+        <w:rPr/>
+      </w:pPr>
+      <w:bookmarkStart w:colFirst="0" w:colLast="0" w:name="_heading=h.ambk6cy25hnv" w:id="37"/>
+      <w:bookmarkEnd w:id="37"/>
+      <w:r>
+        <w:rPr>
+          <w:rtl w:val="0"/>
+        </w:rPr>
+        <w:t xml:space="preserve">MTC_0021 Validar búsqueda de tickets </w:t>
+      </w:r>
+    </w:p>
+    <w:p>
+      <w:pPr>
+        <w:rPr/>
+      </w:pPr>
+      <w:r>
+        <w:rPr/>
+        <w:drawing>
+          <wp:inline distB="114300" distT="114300" distL="114300" distR="114300">
+            <wp:extent cx="5731200" cy="2730500"/>
+            <wp:effectExtent b="0" l="0" r="0" t="0"/>
+            <wp:docPr id="22" name="image22.png"/>
+            <a:graphic>
+              <a:graphicData uri="http://schemas.openxmlformats.org/drawingml/2006/picture">
+                <pic:pic>
+                  <pic:nvPicPr>
+                    <pic:cNvPr id="0" name="image22.png"/>
+                    <pic:cNvPicPr preferRelativeResize="0"/>
+                  </pic:nvPicPr>
+                  <pic:blipFill>
+                    <a:blip r:embed="rId30"/>
+                    <a:srcRect b="0" l="0" r="0" t="0"/>
+                    <a:stretch>
+                      <a:fillRect/>
+                    </a:stretch>
+                  </pic:blipFill>
+                  <pic:spPr>
+                    <a:xfrm>
+                      <a:off x="0" y="0"/>
+                      <a:ext cx="5731200" cy="2730500"/>
+                    </a:xfrm>
+                    <a:prstGeom prst="rect"/>
+                    <a:ln/>
+                  </pic:spPr>
+                </pic:pic>
+              </a:graphicData>
+            </a:graphic>
+          </wp:inline>
+        </w:drawing>
+      </w:r>
+      <w:r>
+        <w:rPr>
+          <w:rtl w:val="0"/>
+        </w:rPr>
+      </w:r>
+    </w:p>
+    <w:p>
+      <w:pPr>
+        <w:rPr/>
+      </w:pPr>
+      <w:r>
+        <w:rPr/>
+        <w:drawing>
+          <wp:inline distB="114300" distT="114300" distL="114300" distR="114300">
+            <wp:extent cx="5731200" cy="2730500"/>
+            <wp:effectExtent b="0" l="0" r="0" t="0"/>
+            <wp:docPr id="21" name="image15.png"/>
+            <a:graphic>
+              <a:graphicData uri="http://schemas.openxmlformats.org/drawingml/2006/picture">
+                <pic:pic>
+                  <pic:nvPicPr>
+                    <pic:cNvPr id="0" name="image15.png"/>
+                    <pic:cNvPicPr preferRelativeResize="0"/>
+                  </pic:nvPicPr>
+                  <pic:blipFill>
+                    <a:blip r:embed="rId31"/>
+                    <a:srcRect b="0" l="0" r="0" t="0"/>
+                    <a:stretch>
+                      <a:fillRect/>
+                    </a:stretch>
+                  </pic:blipFill>
+                  <pic:spPr>
+                    <a:xfrm>
+                      <a:off x="0" y="0"/>
+                      <a:ext cx="5731200" cy="2730500"/>
+                    </a:xfrm>
+                    <a:prstGeom prst="rect"/>
+                    <a:ln/>
+                  </pic:spPr>
+                </pic:pic>
+              </a:graphicData>
+            </a:graphic>
+          </wp:inline>
+        </w:drawing>
+      </w:r>
+      <w:r>
+        <w:rPr>
+          <w:rtl w:val="0"/>
+        </w:rPr>
+      </w:r>
+    </w:p>
+    <w:p>
+      <w:pPr>
+        <w:pStyle w:val="Heading2"/>
+        <w:rPr/>
+      </w:pPr>
+      <w:bookmarkStart w:colFirst="0" w:colLast="0" w:name="_heading=h.369svrkvna55" w:id="38"/>
+      <w:bookmarkEnd w:id="38"/>
+      <w:r>
+        <w:rPr>
+          <w:rtl w:val="0"/>
+        </w:rPr>
+      </w:r>
+    </w:p>
+    <w:p>
+      <w:pPr>
+        <w:pStyle w:val="Heading2"/>
+        <w:rPr/>
+      </w:pPr>
+      <w:bookmarkStart w:colFirst="0" w:colLast="0" w:name="_heading=h.3zwfqxnmruzf" w:id="39"/>
+      <w:bookmarkEnd w:id="39"/>
+      <w:r>
+        <w:rPr>
+          <w:rtl w:val="0"/>
+        </w:rPr>
+        <w:t xml:space="preserve">MTC_0022 Validar visualización del detalle del ticket </w:t>
+      </w:r>
+    </w:p>
+    <w:p>
+      <w:pPr>
+        <w:rPr/>
+      </w:pPr>
+      <w:r>
+        <w:rPr/>
+        <w:drawing>
+          <wp:inline distB="114300" distT="114300" distL="114300" distR="114300">
+            <wp:extent cx="5731200" cy="393700"/>
+            <wp:effectExtent b="0" l="0" r="0" t="0"/>
+            <wp:docPr id="10" name="image5.png"/>
+            <a:graphic>
+              <a:graphicData uri="http://schemas.openxmlformats.org/drawingml/2006/picture">
+                <pic:pic>
+                  <pic:nvPicPr>
+                    <pic:cNvPr id="0" name="image5.png"/>
+                    <pic:cNvPicPr preferRelativeResize="0"/>
+                  </pic:nvPicPr>
+                  <pic:blipFill>
+                    <a:blip r:embed="rId32"/>
+                    <a:srcRect b="0" l="0" r="0" t="0"/>
+                    <a:stretch>
+                      <a:fillRect/>
+                    </a:stretch>
+                  </pic:blipFill>
+                  <pic:spPr>
+                    <a:xfrm>
+                      <a:off x="0" y="0"/>
+                      <a:ext cx="5731200" cy="393700"/>
+                    </a:xfrm>
+                    <a:prstGeom prst="rect"/>
+                    <a:ln/>
+                  </pic:spPr>
+                </pic:pic>
+              </a:graphicData>
+            </a:graphic>
+          </wp:inline>
+        </w:drawing>
+      </w:r>
+      <w:r>
+        <w:rPr>
+          <w:rtl w:val="0"/>
+        </w:rPr>
+      </w:r>
+    </w:p>
+    <w:p>
+      <w:pPr>
+        <w:rPr/>
+      </w:pPr>
+      <w:r>
+        <w:rPr>
+          <w:rtl w:val="0"/>
+        </w:rPr>
+      </w:r>
+    </w:p>
+    <w:p>
+      <w:pPr>
+        <w:rPr/>
+      </w:pPr>
+      <w:r>
+        <w:rPr/>
+        <w:drawing>
+          <wp:inline distB="114300" distT="114300" distL="114300" distR="114300">
+            <wp:extent cx="5731200" cy="2730500"/>
+            <wp:effectExtent b="0" l="0" r="0" t="0"/>
+            <wp:docPr id="3" name="image2.png"/>
+            <a:graphic>
+              <a:graphicData uri="http://schemas.openxmlformats.org/drawingml/2006/picture">
+                <pic:pic>
+                  <pic:nvPicPr>
+                    <pic:cNvPr id="0" name="image2.png"/>
+                    <pic:cNvPicPr preferRelativeResize="0"/>
+                  </pic:nvPicPr>
+                  <pic:blipFill>
+                    <a:blip r:embed="rId33"/>
+                    <a:srcRect b="0" l="0" r="0" t="0"/>
+                    <a:stretch>
+                      <a:fillRect/>
+                    </a:stretch>
+                  </pic:blipFill>
+                  <pic:spPr>
+                    <a:xfrm>
+                      <a:off x="0" y="0"/>
+                      <a:ext cx="5731200" cy="2730500"/>
+                    </a:xfrm>
+                    <a:prstGeom prst="rect"/>
+                    <a:ln/>
+                  </pic:spPr>
+                </pic:pic>
+              </a:graphicData>
+            </a:graphic>
+          </wp:inline>
+        </w:drawing>
+      </w:r>
+      <w:r>
+        <w:rPr>
+          <w:rtl w:val="0"/>
+        </w:rPr>
+      </w:r>
+    </w:p>
+    <w:p>
+      <w:pPr>
+        <w:pStyle w:val="Heading2"/>
+        <w:rPr/>
+      </w:pPr>
+      <w:bookmarkStart w:colFirst="0" w:colLast="0" w:name="_heading=h.6lx9eku66ut9" w:id="40"/>
+      <w:bookmarkEnd w:id="40"/>
+      <w:r>
+        <w:rPr>
+          <w:rtl w:val="0"/>
+        </w:rPr>
+      </w:r>
+    </w:p>
+    <w:p>
+      <w:pPr>
+        <w:pStyle w:val="Heading2"/>
+        <w:rPr/>
+      </w:pPr>
+      <w:bookmarkStart w:colFirst="0" w:colLast="0" w:name="_heading=h.syvtxpdtmj0a" w:id="41"/>
+      <w:bookmarkEnd w:id="41"/>
+      <w:r>
+        <w:rPr>
+          <w:rtl w:val="0"/>
+        </w:rPr>
+        <w:t xml:space="preserve">MTC_0023 Validar historial de cambios del ticket </w:t>
+      </w:r>
+    </w:p>
+    <w:p>
+      <w:pPr>
+        <w:pStyle w:val="Heading2"/>
+        <w:rPr/>
+      </w:pPr>
+      <w:bookmarkStart w:colFirst="0" w:colLast="0" w:name="_heading=h.ugy7roktb9qy" w:id="42"/>
+      <w:bookmarkEnd w:id="42"/>
+      <w:r>
+        <w:rPr>
+          <w:rtl w:val="0"/>
+        </w:rPr>
+      </w:r>
+    </w:p>
+    <w:p>
+      <w:pPr>
+        <w:pStyle w:val="Heading2"/>
+        <w:rPr/>
+      </w:pPr>
+      <w:bookmarkStart w:colFirst="0" w:colLast="0" w:name="_heading=h.ie1oh4xpqqi7" w:id="43"/>
+      <w:bookmarkEnd w:id="43"/>
+      <w:r>
+        <w:rPr>
+          <w:rtl w:val="0"/>
+        </w:rPr>
+        <w:t xml:space="preserve">MTC_0024 Validar acceso del administrador a todos los tickets </w:t>
+      </w:r>
+    </w:p>
+    <w:p>
+      <w:pPr>
+        <w:rPr/>
+      </w:pPr>
+      <w:r>
+        <w:rPr>
+          <w:rtl w:val="0"/>
+        </w:rPr>
+      </w:r>
+    </w:p>
+    <w:p>
+      <w:pPr>
+        <w:rPr/>
+      </w:pPr>
+      <w:r>
+        <w:rPr/>
+        <w:drawing>
+          <wp:inline distB="114300" distT="114300" distL="114300" distR="114300">
+            <wp:extent cx="5731200" cy="2768600"/>
+            <wp:effectExtent b="0" l="0" r="0" t="0"/>
+            <wp:docPr id="8" name="image17.png"/>
+            <a:graphic>
+              <a:graphicData uri="http://schemas.openxmlformats.org/drawingml/2006/picture">
+                <pic:pic>
+                  <pic:nvPicPr>
+                    <pic:cNvPr id="0" name="image17.png"/>
+                    <pic:cNvPicPr preferRelativeResize="0"/>
+                  </pic:nvPicPr>
+                  <pic:blipFill>
+                    <a:blip r:embed="rId34"/>
+                    <a:srcRect b="0" l="0" r="0" t="0"/>
+                    <a:stretch>
+                      <a:fillRect/>
+                    </a:stretch>
+                  </pic:blipFill>
+                  <pic:spPr>
+                    <a:xfrm>
+                      <a:off x="0" y="0"/>
+                      <a:ext cx="5731200" cy="2768600"/>
+                    </a:xfrm>
+                    <a:prstGeom prst="rect"/>
+                    <a:ln/>
+                  </pic:spPr>
+                </pic:pic>
+              </a:graphicData>
+            </a:graphic>
+          </wp:inline>
+        </w:drawing>
+      </w:r>
+      <w:r>
+        <w:rPr>
+          <w:rtl w:val="0"/>
+        </w:rPr>
+      </w:r>
+    </w:p>
+    <w:p>
+      <w:pPr>
+        <w:rPr/>
+      </w:pPr>
+      <w:r>
+        <w:rPr>
+          <w:rtl w:val="0"/>
+        </w:rPr>
+      </w:r>
+    </w:p>
+    <w:p>
+      <w:pPr>
+        <w:pStyle w:val="Heading2"/>
+        <w:rPr/>
+      </w:pPr>
+      <w:bookmarkStart w:colFirst="0" w:colLast="0" w:name="_heading=h.qd957bpq5o8d" w:id="44"/>
+      <w:bookmarkEnd w:id="44"/>
+      <w:r>
+        <w:rPr>
+          <w:rtl w:val="0"/>
+        </w:rPr>
+        <w:t xml:space="preserve">MTC_0025 Validar restricción de acceso según rol </w:t>
+      </w:r>
+    </w:p>
+    <w:p>
+      <w:pPr>
+        <w:pStyle w:val="Heading2"/>
+        <w:rPr/>
+      </w:pPr>
+      <w:bookmarkStart w:colFirst="0" w:colLast="0" w:name="_heading=h.d1ht0dof30rb" w:id="45"/>
+      <w:bookmarkEnd w:id="45"/>
+      <w:r>
+        <w:rPr>
+          <w:rtl w:val="0"/>
+        </w:rPr>
+      </w:r>
+    </w:p>
+    <w:p>
+      <w:pPr>
+        <w:pStyle w:val="Heading2"/>
+        <w:rPr/>
+      </w:pPr>
+      <w:bookmarkStart w:colFirst="0" w:colLast="0" w:name="_heading=h.13b17relko6q" w:id="46"/>
+      <w:bookmarkEnd w:id="46"/>
+      <w:r>
+        <w:rPr>
+          <w:rtl w:val="0"/>
+        </w:rPr>
+        <w:t xml:space="preserve">MTC_0026 Validar creación de usuario </w:t>
+      </w:r>
+    </w:p>
+    <w:p>
+      <w:pPr>
+        <w:pStyle w:val="Heading2"/>
+        <w:rPr/>
+      </w:pPr>
+      <w:bookmarkStart w:colFirst="0" w:colLast="0" w:name="_heading=h.g6s661sbz2tt" w:id="47"/>
+      <w:bookmarkEnd w:id="47"/>
+      <w:r>
+        <w:rPr>
+          <w:rtl w:val="0"/>
+        </w:rPr>
+        <w:t xml:space="preserve">MTC_0027 Validar modificación de usuario </w:t>
+      </w:r>
+    </w:p>
+    <w:p>
+      <w:pPr>
+        <w:rPr/>
+      </w:pPr>
+      <w:r>
+        <w:rPr>
+          <w:rtl w:val="0"/>
+        </w:rPr>
+      </w:r>
+    </w:p>
+    <w:p>
+      <w:pPr>
+        <w:pStyle w:val="Heading2"/>
+        <w:rPr/>
+      </w:pPr>
+      <w:bookmarkStart w:colFirst="0" w:colLast="0" w:name="_heading=h.5nx5tch7tzxg" w:id="48"/>
+      <w:bookmarkEnd w:id="48"/>
+      <w:r>
+        <w:rPr>
+          <w:rtl w:val="0"/>
+        </w:rPr>
+        <w:t xml:space="preserve">MTC_0028 Validar eliminación de usuario </w:t>
+      </w:r>
+    </w:p>
+    <w:p>
+      <w:pPr>
+        <w:pStyle w:val="Heading2"/>
+        <w:rPr/>
+      </w:pPr>
+      <w:bookmarkStart w:colFirst="0" w:colLast="0" w:name="_heading=h.wbplp2pc5a1e" w:id="49"/>
+      <w:bookmarkEnd w:id="49"/>
+      <w:r>
+        <w:rPr>
+          <w:rtl w:val="0"/>
+        </w:rPr>
+      </w:r>
+    </w:p>
+    <w:p>
+      <w:pPr>
+        <w:pStyle w:val="Heading2"/>
+        <w:rPr/>
+      </w:pPr>
+      <w:bookmarkStart w:colFirst="0" w:colLast="0" w:name="_heading=h.l8z1yjm2scs" w:id="50"/>
+      <w:bookmarkEnd w:id="50"/>
+      <w:r>
+        <w:rPr>
+          <w:rtl w:val="0"/>
+        </w:rPr>
+        <w:t xml:space="preserve">MTC_0029 Validar búsqueda y filtrado de usuarios </w:t>
+      </w:r>
+    </w:p>
+    <w:p>
+      <w:pPr>
+        <w:rPr/>
+      </w:pPr>
+      <w:r>
+        <w:rPr>
+          <w:rtl w:val="0"/>
+        </w:rPr>
+      </w:r>
+    </w:p>
+    <w:p>
+      <w:pPr>
+        <w:pStyle w:val="Heading2"/>
+        <w:rPr/>
+      </w:pPr>
+      <w:bookmarkStart w:colFirst="0" w:colLast="0" w:name="_heading=h.g3ktu9bj59qz" w:id="51"/>
+      <w:bookmarkEnd w:id="51"/>
+      <w:r>
+        <w:rPr>
+          <w:rtl w:val="0"/>
+        </w:rPr>
+        <w:t xml:space="preserve">MTC_0030 Validar dashboard de métricas de IA </w:t>
+      </w:r>
+    </w:p>
+    <w:p>
+      <w:pPr>
+        <w:rPr/>
+      </w:pPr>
+      <w:r>
+        <w:rPr>
+          <w:rtl w:val="0"/>
+        </w:rPr>
+      </w:r>
+    </w:p>
+    <w:p>
+      <w:pPr>
+        <w:pStyle w:val="Heading2"/>
+        <w:rPr/>
+      </w:pPr>
+      <w:bookmarkStart w:colFirst="0" w:colLast="0" w:name="_heading=h.7sy8xec85rbm" w:id="52"/>
+      <w:bookmarkEnd w:id="52"/>
+      <w:r>
+        <w:rPr>
+          <w:rtl w:val="0"/>
+        </w:rPr>
+        <w:t xml:space="preserve">MTC_0031 Validar modificación del umbral de confianza </w:t>
+      </w:r>
+    </w:p>
+    <w:p>
+      <w:pPr>
+        <w:pStyle w:val="Heading2"/>
+        <w:rPr/>
+      </w:pPr>
+      <w:bookmarkStart w:colFirst="0" w:colLast="0" w:name="_heading=h.ffc4dhxy0lko" w:id="53"/>
+      <w:bookmarkEnd w:id="53"/>
+      <w:r>
+        <w:rPr>
+          <w:rtl w:val="0"/>
+        </w:rPr>
+      </w:r>
+    </w:p>
+    <w:p>
+      <w:pPr>
+        <w:pStyle w:val="Heading2"/>
+        <w:rPr/>
+      </w:pPr>
+      <w:bookmarkStart w:colFirst="0" w:colLast="0" w:name="_heading=h.8jdi5v85oy1w" w:id="54"/>
+      <w:bookmarkEnd w:id="54"/>
+      <w:r>
+        <w:rPr>
+          <w:rtl w:val="0"/>
+        </w:rPr>
+        <w:t xml:space="preserve">MTC_0032 Validar anonimización de datos sensibles </w:t>
+      </w:r>
+    </w:p>
+    <w:p>
+      <w:pPr>
+        <w:pStyle w:val="Heading2"/>
+        <w:rPr/>
+      </w:pPr>
+      <w:bookmarkStart w:colFirst="0" w:colLast="0" w:name="_heading=h.y82t1m3djz3a" w:id="55"/>
+      <w:bookmarkEnd w:id="55"/>
+      <w:r>
+        <w:rPr>
+          <w:rtl w:val="0"/>
+        </w:rPr>
+      </w:r>
+    </w:p>
+    <w:p>
+      <w:pPr>
+        <w:pStyle w:val="Heading2"/>
+        <w:rPr/>
+      </w:pPr>
+      <w:bookmarkStart w:colFirst="0" w:colLast="0" w:name="_heading=h.7wj3orupbavk" w:id="56"/>
+      <w:bookmarkEnd w:id="56"/>
+      <w:r>
+        <w:rPr>
+          <w:rtl w:val="0"/>
+        </w:rPr>
+        <w:t xml:space="preserve">MTC_0033 Validar recuperación de contraseña </w:t>
+      </w:r>
+    </w:p>
+    <w:p>
+      <w:pPr>
+        <w:pStyle w:val="Heading2"/>
+        <w:rPr/>
+      </w:pPr>
+      <w:bookmarkStart w:colFirst="0" w:colLast="0" w:name="_heading=h.h85lgvlwtzbi" w:id="57"/>
+      <w:bookmarkEnd w:id="57"/>
+      <w:r>
+        <w:rPr>
+          <w:rtl w:val="0"/>
+        </w:rPr>
+      </w:r>
+    </w:p>
+    <w:p>
+      <w:pPr>
+        <w:pStyle w:val="Heading2"/>
+        <w:rPr/>
+      </w:pPr>
+      <w:bookmarkStart w:colFirst="0" w:colLast="0" w:name="_heading=h.7ccv7csqs2yq" w:id="58"/>
+      <w:bookmarkEnd w:id="58"/>
+      <w:r>
+        <w:rPr>
+          <w:rtl w:val="0"/>
+        </w:rPr>
+        <w:t xml:space="preserve">MTC_0034 Validar acceso directo a URL restringida </w:t>
+      </w:r>
+    </w:p>
+    <w:p>
+      <w:pPr>
+        <w:rPr/>
+      </w:pPr>
+      <w:r>
+        <w:rPr>
+          <w:rtl w:val="0"/>
+        </w:rPr>
+      </w:r>
+    </w:p>
+    <w:p>
+      <w:pPr>
+        <w:pStyle w:val="Heading2"/>
+        <w:rPr/>
+      </w:pPr>
+      <w:bookmarkStart w:colFirst="0" w:colLast="0" w:name="_heading=h.mwd3u3m9w69c" w:id="59"/>
+      <w:bookmarkEnd w:id="59"/>
+      <w:r>
+        <w:rPr>
+          <w:rtl w:val="0"/>
+        </w:rPr>
+        <w:t xml:space="preserve">MTC_0035 Validar clasificación de múltiples tickets simultáneamente </w:t>
+      </w:r>
+    </w:p>
+    <w:p>
+      <w:pPr>
+        <w:pStyle w:val="Heading2"/>
+        <w:rPr/>
+      </w:pPr>
+      <w:bookmarkStart w:colFirst="0" w:colLast="0" w:name="_heading=h.e1vm1e5kkunw" w:id="60"/>
+      <w:bookmarkEnd w:id="60"/>
+      <w:r>
+        <w:rPr>
+          <w:rtl w:val="0"/>
+        </w:rPr>
+      </w:r>
+    </w:p>
+    <w:p>
+      <w:pPr>
+        <w:pStyle w:val="Heading2"/>
+        <w:rPr/>
+      </w:pPr>
+      <w:bookmarkStart w:colFirst="0" w:colLast="0" w:name="_heading=h.jdt4et71mzzv" w:id="61"/>
+      <w:bookmarkEnd w:id="61"/>
+      <w:r>
+        <w:rPr>
+          <w:rtl w:val="0"/>
+        </w:rPr>
+        <w:t xml:space="preserve">MTC_0036 Evaluar comportamiento del sistema bajo alta cantidad de solicitudes </w:t>
+      </w:r>
+    </w:p>
+    <w:p>
+      <w:pPr>
+        <w:pStyle w:val="Heading2"/>
+        <w:rPr/>
+      </w:pPr>
+      <w:bookmarkStart w:colFirst="0" w:colLast="0" w:name="_heading=h.cpjab1hdcrse" w:id="62"/>
+      <w:bookmarkEnd w:id="62"/>
+      <w:r>
+        <w:rPr>
+          <w:rtl w:val="0"/>
+        </w:rPr>
+      </w:r>
+    </w:p>
+    <w:p>
+      <w:pPr>
+        <w:pStyle w:val="Heading2"/>
+        <w:rPr/>
+      </w:pPr>
+      <w:bookmarkStart w:colFirst="0" w:colLast="0" w:name="_heading=h.xobrr4vwtb04" w:id="63"/>
+      <w:bookmarkEnd w:id="63"/>
+      <w:r>
+        <w:rPr>
+          <w:rtl w:val="0"/>
+        </w:rPr>
+        <w:t xml:space="preserve">MTC_0037 Medir tiempo de respuesta de clasificación IA </w:t>
+      </w:r>
+    </w:p>
+    <w:p>
+      <w:pPr>
+        <w:pStyle w:val="Heading2"/>
+        <w:rPr/>
+      </w:pPr>
+      <w:bookmarkStart w:colFirst="0" w:colLast="0" w:name="_heading=h.f9u0zohhk8hg" w:id="64"/>
+      <w:bookmarkEnd w:id="64"/>
+      <w:r>
+        <w:rPr>
+          <w:rtl w:val="0"/>
+        </w:rPr>
+      </w:r>
+    </w:p>
+    <w:p>
+      <w:pPr>
+        <w:pStyle w:val="Heading2"/>
+        <w:rPr/>
+      </w:pPr>
+      <w:bookmarkStart w:colFirst="0" w:colLast="0" w:name="_heading=h.jq9v18rob1hm" w:id="65"/>
+      <w:bookmarkEnd w:id="65"/>
+      <w:r>
+        <w:rPr>
+          <w:rtl w:val="0"/>
+        </w:rPr>
+        <w:t xml:space="preserve">MTC_0038 Validar flujo completo de creación y resolución de ticket </w:t>
+      </w:r>
+    </w:p>
+    <w:p>
+      <w:pPr>
+        <w:pStyle w:val="Heading2"/>
+        <w:rPr/>
+      </w:pPr>
+      <w:bookmarkStart w:colFirst="0" w:colLast="0" w:name="_heading=h.kxrm3ond7pta" w:id="66"/>
+      <w:bookmarkEnd w:id="66"/>
+      <w:r>
+        <w:rPr>
+          <w:rtl w:val="0"/>
+        </w:rPr>
+      </w:r>
+    </w:p>
+    <w:p>
+      <w:pPr>
+        <w:pStyle w:val="Heading2"/>
+        <w:rPr/>
+      </w:pPr>
+      <w:bookmarkStart w:colFirst="0" w:colLast="0" w:name="_heading=h.yyrf16pkyhc5" w:id="67"/>
+      <w:bookmarkEnd w:id="67"/>
+      <w:r>
+        <w:rPr>
+          <w:rtl w:val="0"/>
+        </w:rPr>
+        <w:t xml:space="preserve">MTC_0039 Validar flujo completo con corrección de clasificación </w:t>
+      </w:r>
+    </w:p>
+    <w:p>
+      <w:pPr>
+        <w:pStyle w:val="Heading2"/>
+        <w:rPr/>
+      </w:pPr>
+      <w:bookmarkStart w:colFirst="0" w:colLast="0" w:name="_heading=h.5nwgciw868ob" w:id="68"/>
+      <w:bookmarkEnd w:id="68"/>
+      <w:r>
+        <w:rPr>
+          <w:rtl w:val="0"/>
+        </w:rPr>
+      </w:r>
+    </w:p>
+    <w:p>
+      <w:pPr>
+        <w:pStyle w:val="Heading2"/>
+        <w:rPr/>
+      </w:pPr>
+      <w:bookmarkStart w:colFirst="0" w:colLast="0" w:name="_heading=h.9dctbgw3hlxf" w:id="69"/>
+      <w:bookmarkEnd w:id="69"/>
+      <w:r>
+        <w:rPr>
+          <w:rtl w:val="0"/>
+        </w:rPr>
+        <w:t xml:space="preserve">MTC_0040 Validar código de clasificación IA </w:t>
+      </w:r>
+    </w:p>
+    <w:p>
+      <w:pPr>
+        <w:pStyle w:val="Heading2"/>
+        <w:rPr/>
+      </w:pPr>
+      <w:bookmarkStart w:colFirst="0" w:colLast="0" w:name="_heading=h.onh55mf5grr8" w:id="70"/>
+      <w:bookmarkEnd w:id="70"/>
+      <w:r>
+        <w:rPr>
+          <w:rtl w:val="0"/>
+        </w:rPr>
+      </w:r>
+    </w:p>
+    <w:p>
+      <w:pPr>
+        <w:pStyle w:val="Heading2"/>
+        <w:rPr/>
+      </w:pPr>
+      <w:bookmarkStart w:colFirst="0" w:colLast="0" w:name="_heading=h.wa735suttzy0" w:id="71"/>
+      <w:bookmarkEnd w:id="71"/>
+      <w:r>
+        <w:rPr>
+          <w:rtl w:val="0"/>
+        </w:rPr>
+        <w:t xml:space="preserve">MTC_0041 Validar código de creación de tickets </w:t>
+      </w:r>
+    </w:p>
+    <w:p>
+      <w:pPr>
+        <w:pStyle w:val="Heading2"/>
+        <w:rPr/>
+      </w:pPr>
+      <w:bookmarkStart w:colFirst="0" w:colLast="0" w:name="_heading=h.flszit7x7jn5" w:id="72"/>
+      <w:bookmarkEnd w:id="72"/>
+      <w:r>
+        <w:rPr>
+          <w:rtl w:val="0"/>
+        </w:rPr>
+      </w:r>
+    </w:p>
+    <w:p>
+      <w:pPr>
+        <w:pStyle w:val="Heading2"/>
+        <w:rPr/>
+      </w:pPr>
+      <w:bookmarkStart w:colFirst="0" w:colLast="0" w:name="_heading=h.9fidd6q81sbo" w:id="73"/>
+      <w:bookmarkEnd w:id="73"/>
+      <w:r>
+        <w:rPr>
+          <w:rtl w:val="0"/>
+        </w:rPr>
+        <w:t xml:space="preserve">MTC_0042 Validar navegación completa del cliente </w:t>
+      </w:r>
+    </w:p>
+    <w:p>
+      <w:pPr>
+        <w:pStyle w:val="Heading2"/>
+        <w:rPr/>
+      </w:pPr>
+      <w:bookmarkStart w:colFirst="0" w:colLast="0" w:name="_heading=h.mvo49q6734f7" w:id="74"/>
+      <w:bookmarkEnd w:id="74"/>
+      <w:r>
+        <w:rPr>
+          <w:rtl w:val="0"/>
+        </w:rPr>
+      </w:r>
+    </w:p>
+    <w:p>
+      <w:pPr>
+        <w:pStyle w:val="Heading2"/>
+        <w:rPr/>
+      </w:pPr>
+      <w:bookmarkStart w:colFirst="0" w:colLast="0" w:name="_heading=h.vwcllafh9g3" w:id="75"/>
+      <w:bookmarkEnd w:id="75"/>
+      <w:r>
+        <w:rPr>
+          <w:rtl w:val="0"/>
+        </w:rPr>
+        <w:t xml:space="preserve">MTC_0043 Validar navegación completa del técnico </w:t>
+      </w:r>
+    </w:p>
+    <w:p>
+      <w:pPr>
+        <w:pStyle w:val="Heading2"/>
+        <w:rPr/>
+      </w:pPr>
+      <w:bookmarkStart w:colFirst="0" w:colLast="0" w:name="_heading=h.nx2qclkzc9rx" w:id="76"/>
+      <w:bookmarkEnd w:id="76"/>
+      <w:r>
+        <w:rPr>
+          <w:rtl w:val="0"/>
+        </w:rPr>
+      </w:r>
+    </w:p>
+    <w:p>
+      <w:pPr>
+        <w:pStyle w:val="Heading2"/>
+        <w:rPr/>
+      </w:pPr>
+      <w:bookmarkStart w:colFirst="0" w:colLast="0" w:name="_heading=h.agsktskhf37u" w:id="77"/>
+      <w:bookmarkEnd w:id="77"/>
+      <w:r>
+        <w:rPr>
+          <w:rtl w:val="0"/>
+        </w:rPr>
+        <w:t xml:space="preserve">MTC_0044 Validar experiencia general del administrador </w:t>
+      </w:r>
+    </w:p>
+    <w:p>
+      <w:pPr>
+        <w:pStyle w:val="Heading2"/>
+        <w:rPr/>
+      </w:pPr>
+      <w:bookmarkStart w:colFirst="0" w:colLast="0" w:name="_heading=h.3jkv4hjjhtj2" w:id="78"/>
+      <w:bookmarkEnd w:id="78"/>
+      <w:r>
+        <w:rPr>
+          <w:rtl w:val="0"/>
+        </w:rPr>
+      </w:r>
+    </w:p>
+    <w:p>
+      <w:pPr>
+        <w:pStyle w:val="Heading2"/>
+        <w:rPr/>
+      </w:pPr>
+      <w:bookmarkStart w:colFirst="0" w:colLast="0" w:name="_heading=h.i45ypkk5hplw" w:id="79"/>
+      <w:bookmarkEnd w:id="79"/>
+      <w:r>
+        <w:rPr>
+          <w:rtl w:val="0"/>
+        </w:rPr>
+        <w:t xml:space="preserve">MTC_0045 Análisis estático de calidad y seguridad del código </w:t>
+      </w:r>
+    </w:p>
+    <w:p>
+      <w:pPr>
+        <w:pStyle w:val="Heading2"/>
+        <w:rPr/>
+      </w:pPr>
+      <w:bookmarkStart w:colFirst="0" w:colLast="0" w:name="_heading=h.ang2twa0vt1v" w:id="80"/>
+      <w:bookmarkEnd w:id="80"/>
+      <w:r>
+        <w:rPr>
+          <w:rtl w:val="0"/>
+        </w:rPr>
+      </w:r>
+    </w:p>
+    <w:p>
+      <w:pPr>
+        <w:pStyle w:val="Heading2"/>
+        <w:rPr/>
+      </w:pPr>
+      <w:bookmarkStart w:colFirst="0" w:colLast="0" w:name="_heading=h.n7x3zffijq7p" w:id="81"/>
+      <w:bookmarkEnd w:id="81"/>
+      <w:r>
+        <w:rPr>
+          <w:rtl w:val="0"/>
+        </w:rPr>
+        <w:t xml:space="preserve">MTC_0046 Prueba de usuarios iniciando sesion </w:t>
+      </w:r>
+    </w:p>
+    <w:p>
+      <w:pPr>
+        <w:rPr/>
+      </w:pPr>
+      <w:r>
+        <w:rPr>
+          <w:rtl w:val="0"/>
+        </w:rPr>
+      </w:r>
+    </w:p>
+    <w:p>
+      <w:pPr>
+        <w:rPr/>
+      </w:pPr>
+      <w:r>
+        <w:rPr/>
+        <w:drawing>
+          <wp:inline distB="114300" distT="114300" distL="114300" distR="114300">
+            <wp:extent cx="5731200" cy="3225800"/>
+            <wp:effectExtent b="0" l="0" r="0" t="0"/>
+            <wp:docPr id="15" name="image32.png"/>
+            <a:graphic>
+              <a:graphicData uri="http://schemas.openxmlformats.org/drawingml/2006/picture">
+                <pic:pic>
+                  <pic:nvPicPr>
+                    <pic:cNvPr id="0" name="image32.png"/>
+                    <pic:cNvPicPr preferRelativeResize="0"/>
+                  </pic:nvPicPr>
+                  <pic:blipFill>
+                    <a:blip r:embed="rId35"/>
+                    <a:srcRect b="0" l="0" r="0" t="0"/>
+                    <a:stretch>
+                      <a:fillRect/>
+                    </a:stretch>
+                  </pic:blipFill>
+                  <pic:spPr>
+                    <a:xfrm>
+                      <a:off x="0" y="0"/>
+                      <a:ext cx="5731200" cy="3225800"/>
+                    </a:xfrm>
+                    <a:prstGeom prst="rect"/>
+                    <a:ln/>
+                  </pic:spPr>
+                </pic:pic>
+              </a:graphicData>
+            </a:graphic>
+          </wp:inline>
+        </w:drawing>
+      </w:r>
+      <w:r>
+        <w:rPr>
+          <w:rtl w:val="0"/>
+        </w:rPr>
+      </w:r>
+    </w:p>
+    <w:p>
+      <w:pPr>
+        <w:rPr/>
+      </w:pPr>
+      <w:r>
+        <w:rPr/>
+        <w:drawing>
+          <wp:inline distB="114300" distT="114300" distL="114300" distR="114300">
+            <wp:extent cx="5731200" cy="3225800"/>
+            <wp:effectExtent b="0" l="0" r="0" t="0"/>
+            <wp:docPr id="31" name="image35.png"/>
+            <a:graphic>
+              <a:graphicData uri="http://schemas.openxmlformats.org/drawingml/2006/picture">
+                <pic:pic>
+                  <pic:nvPicPr>
+                    <pic:cNvPr id="0" name="image35.png"/>
+                    <pic:cNvPicPr preferRelativeResize="0"/>
+                  </pic:nvPicPr>
+                  <pic:blipFill>
+                    <a:blip r:embed="rId36"/>
+                    <a:srcRect b="0" l="0" r="0" t="0"/>
+                    <a:stretch>
+                      <a:fillRect/>
+                    </a:stretch>
+                  </pic:blipFill>
+                  <pic:spPr>
+                    <a:xfrm>
+                      <a:off x="0" y="0"/>
+                      <a:ext cx="5731200" cy="3225800"/>
+                    </a:xfrm>
+                    <a:prstGeom prst="rect"/>
+                    <a:ln/>
+                  </pic:spPr>
+                </pic:pic>
+              </a:graphicData>
+            </a:graphic>
+          </wp:inline>
+        </w:drawing>
+      </w:r>
+      <w:r>
+        <w:rPr>
+          <w:rtl w:val="0"/>
+        </w:rPr>
+      </w:r>
+    </w:p>
+    <w:p>
+      <w:pPr>
+        <w:rPr/>
+      </w:pPr>
+      <w:r>
+        <w:rPr/>
+        <w:drawing>
+          <wp:inline distB="114300" distT="114300" distL="114300" distR="114300">
+            <wp:extent cx="5731200" cy="3225800"/>
+            <wp:effectExtent b="0" l="0" r="0" t="0"/>
+            <wp:docPr id="36" name="image33.png"/>
+            <a:graphic>
+              <a:graphicData uri="http://schemas.openxmlformats.org/drawingml/2006/picture">
+                <pic:pic>
+                  <pic:nvPicPr>
+                    <pic:cNvPr id="0" name="image33.png"/>
+                    <pic:cNvPicPr preferRelativeResize="0"/>
+                  </pic:nvPicPr>
+                  <pic:blipFill>
+                    <a:blip r:embed="rId37"/>
+                    <a:srcRect b="0" l="0" r="0" t="0"/>
+                    <a:stretch>
+                      <a:fillRect/>
+                    </a:stretch>
+                  </pic:blipFill>
+                  <pic:spPr>
+                    <a:xfrm>
+                      <a:off x="0" y="0"/>
+                      <a:ext cx="5731200" cy="3225800"/>
+                    </a:xfrm>
+                    <a:prstGeom prst="rect"/>
+                    <a:ln/>
+                  </pic:spPr>
+                </pic:pic>
+              </a:graphicData>
+            </a:graphic>
+          </wp:inline>
+        </w:drawing>
+      </w:r>
+      <w:r>
+        <w:rPr>
+          <w:rtl w:val="0"/>
+        </w:rPr>
+      </w:r>
+    </w:p>
+    <w:p>
+      <w:pPr>
+        <w:rPr/>
+      </w:pPr>
+      <w:r>
+        <w:rPr>
+          <w:rtl w:val="0"/>
+        </w:rPr>
+      </w:r>
+    </w:p>
+    <w:p>
+      <w:pPr>
+        <w:rPr/>
+      </w:pPr>
+      <w:r>
+        <w:rPr/>
+        <w:drawing>
+          <wp:inline distB="114300" distT="114300" distL="114300" distR="114300">
+            <wp:extent cx="5731200" cy="3225800"/>
+            <wp:effectExtent b="0" l="0" r="0" t="0"/>
+            <wp:docPr id="18" name="image34.png"/>
+            <a:graphic>
+              <a:graphicData uri="http://schemas.openxmlformats.org/drawingml/2006/picture">
+                <pic:pic>
+                  <pic:nvPicPr>
+                    <pic:cNvPr id="0" name="image34.png"/>
+                    <pic:cNvPicPr preferRelativeResize="0"/>
+                  </pic:nvPicPr>
+                  <pic:blipFill>
+                    <a:blip r:embed="rId38"/>
+                    <a:srcRect b="0" l="0" r="0" t="0"/>
+                    <a:stretch>
+                      <a:fillRect/>
+                    </a:stretch>
+                  </pic:blipFill>
+                  <pic:spPr>
+                    <a:xfrm>
+                      <a:off x="0" y="0"/>
+                      <a:ext cx="5731200" cy="3225800"/>
+                    </a:xfrm>
+                    <a:prstGeom prst="rect"/>
+                    <a:ln/>
+                  </pic:spPr>
+                </pic:pic>
+              </a:graphicData>
+            </a:graphic>
+          </wp:inline>
+        </w:drawing>
+      </w:r>
+      <w:r>
+        <w:rPr>
+          <w:rtl w:val="0"/>
+        </w:rPr>
+      </w:r>
+    </w:p>
+    <w:p>
+      <w:pPr>
+        <w:pStyle w:val="Heading2"/>
+        <w:rPr/>
+      </w:pPr>
+      <w:bookmarkStart w:colFirst="0" w:colLast="0" w:name="_heading=h.ek2i3j8fqhvi" w:id="82"/>
+      <w:bookmarkEnd w:id="82"/>
+      <w:r>
+        <w:rPr>
+          <w:rtl w:val="0"/>
+        </w:rPr>
+      </w:r>
+    </w:p>
+    <w:p>
+      <w:pPr>
+        <w:pStyle w:val="Heading2"/>
+        <w:rPr/>
+      </w:pPr>
+      <w:bookmarkStart w:colFirst="0" w:colLast="0" w:name="_heading=h.6psyrx406v9x" w:id="83"/>
+      <w:bookmarkEnd w:id="83"/>
+      <w:r>
+        <w:rPr>
+          <w:rtl w:val="0"/>
+        </w:rPr>
+        <w:t xml:space="preserve">MTC_0047 Medir tiempo de carga de la pantalla de inicio de sesión </w:t>
+      </w:r>
+    </w:p>
+    <w:p>
+      <w:pPr>
+        <w:pStyle w:val="Heading2"/>
+        <w:rPr/>
+      </w:pPr>
+      <w:bookmarkStart w:colFirst="0" w:colLast="0" w:name="_heading=h.e95uawikxkcn" w:id="84"/>
+      <w:bookmarkEnd w:id="84"/>
+      <w:r>
+        <w:rPr>
+          <w:rtl w:val="0"/>
+        </w:rPr>
+      </w:r>
+    </w:p>
+    <w:p>
+      <w:pPr>
+        <w:pStyle w:val="Heading2"/>
+        <w:rPr/>
+      </w:pPr>
+      <w:bookmarkStart w:colFirst="0" w:colLast="0" w:name="_heading=h.7dugwtk8c9tg" w:id="85"/>
+      <w:bookmarkEnd w:id="85"/>
+      <w:r>
+        <w:rPr>
+          <w:rtl w:val="0"/>
+        </w:rPr>
+        <w:t xml:space="preserve">MTC_0048 Validar creación simultánea de tickets por múltiples clientes </w:t>
+      </w:r>
+    </w:p>
+    <w:p>
+      <w:pPr>
+        <w:rPr/>
+      </w:pPr>
+      <w:r>
+        <w:rPr>
+          <w:rtl w:val="0"/>
+        </w:rPr>
+      </w:r>
+    </w:p>
+    <w:p>
+      <w:pPr>
+        <w:rPr/>
+      </w:pPr>
+      <w:r>
+        <w:rPr/>
+        <w:drawing>
+          <wp:inline distB="114300" distT="114300" distL="114300" distR="114300">
+            <wp:extent cx="5731200" cy="3060700"/>
+            <wp:effectExtent b="0" l="0" r="0" t="0"/>
+            <wp:docPr id="17" name="image30.png"/>
+            <a:graphic>
+              <a:graphicData uri="http://schemas.openxmlformats.org/drawingml/2006/picture">
+                <pic:pic>
+                  <pic:nvPicPr>
+                    <pic:cNvPr id="0" name="image30.png"/>
+                    <pic:cNvPicPr preferRelativeResize="0"/>
+                  </pic:nvPicPr>
+                  <pic:blipFill>
+                    <a:blip r:embed="rId39"/>
+                    <a:srcRect b="0" l="0" r="0" t="0"/>
+                    <a:stretch>
+                      <a:fillRect/>
+                    </a:stretch>
+                  </pic:blipFill>
+                  <pic:spPr>
+                    <a:xfrm>
+                      <a:off x="0" y="0"/>
+                      <a:ext cx="5731200" cy="3060700"/>
+                    </a:xfrm>
+                    <a:prstGeom prst="rect"/>
+                    <a:ln/>
+                  </pic:spPr>
+                </pic:pic>
+              </a:graphicData>
+            </a:graphic>
+          </wp:inline>
+        </w:drawing>
+      </w:r>
+      <w:r>
+        <w:rPr>
+          <w:rtl w:val="0"/>
+        </w:rPr>
+      </w:r>
+    </w:p>
+    <w:p>
+      <w:pPr>
+        <w:rPr/>
+      </w:pPr>
+      <w:r>
+        <w:rPr/>
+        <w:drawing>
+          <wp:inline distB="114300" distT="114300" distL="114300" distR="114300">
+            <wp:extent cx="5731200" cy="3213100"/>
+            <wp:effectExtent b="0" l="0" r="0" t="0"/>
+            <wp:docPr id="5" name="image16.png"/>
+            <a:graphic>
+              <a:graphicData uri="http://schemas.openxmlformats.org/drawingml/2006/picture">
+                <pic:pic>
+                  <pic:nvPicPr>
+                    <pic:cNvPr id="0" name="image16.png"/>
+                    <pic:cNvPicPr preferRelativeResize="0"/>
+                  </pic:nvPicPr>
+                  <pic:blipFill>
+                    <a:blip r:embed="rId40"/>
+                    <a:srcRect b="0" l="0" r="0" t="0"/>
+                    <a:stretch>
+                      <a:fillRect/>
+                    </a:stretch>
+                  </pic:blipFill>
+                  <pic:spPr>
+                    <a:xfrm>
+                      <a:off x="0" y="0"/>
+                      <a:ext cx="5731200" cy="3213100"/>
+                    </a:xfrm>
+                    <a:prstGeom prst="rect"/>
+                    <a:ln/>
+                  </pic:spPr>
+                </pic:pic>
+              </a:graphicData>
+            </a:graphic>
+          </wp:inline>
+        </w:drawing>
+      </w:r>
+      <w:r>
+        <w:rPr>
+          <w:rtl w:val="0"/>
+        </w:rPr>
+      </w:r>
+    </w:p>
+    <w:p>
+      <w:pPr>
+        <w:rPr/>
+      </w:pPr>
+      <w:r>
+        <w:rPr/>
+        <w:drawing>
+          <wp:inline distB="114300" distT="114300" distL="114300" distR="114300">
+            <wp:extent cx="5731200" cy="3060700"/>
+            <wp:effectExtent b="0" l="0" r="0" t="0"/>
+            <wp:docPr id="7" name="image4.png"/>
+            <a:graphic>
+              <a:graphicData uri="http://schemas.openxmlformats.org/drawingml/2006/picture">
+                <pic:pic>
+                  <pic:nvPicPr>
+                    <pic:cNvPr id="0" name="image4.png"/>
+                    <pic:cNvPicPr preferRelativeResize="0"/>
+                  </pic:nvPicPr>
+                  <pic:blipFill>
+                    <a:blip r:embed="rId41"/>
+                    <a:srcRect b="0" l="0" r="0" t="0"/>
+                    <a:stretch>
+                      <a:fillRect/>
+                    </a:stretch>
+                  </pic:blipFill>
+                  <pic:spPr>
+                    <a:xfrm>
+                      <a:off x="0" y="0"/>
+                      <a:ext cx="5731200" cy="3060700"/>
+                    </a:xfrm>
+                    <a:prstGeom prst="rect"/>
+                    <a:ln/>
+                  </pic:spPr>
+                </pic:pic>
+              </a:graphicData>
+            </a:graphic>
+          </wp:inline>
+        </w:drawing>
+      </w:r>
+      <w:r>
+        <w:rPr>
+          <w:rtl w:val="0"/>
+        </w:rPr>
+      </w:r>
+    </w:p>
+    <w:p>
+      <w:pPr>
+        <w:pStyle w:val="Heading2"/>
+        <w:rPr/>
+      </w:pPr>
+      <w:bookmarkStart w:colFirst="0" w:colLast="0" w:name="_heading=h.ob9tonnjn9u5" w:id="86"/>
+      <w:bookmarkEnd w:id="86"/>
+      <w:r>
+        <w:rPr>
+          <w:rtl w:val="0"/>
+        </w:rPr>
+      </w:r>
+    </w:p>
+    <w:p>
+      <w:pPr>
+        <w:pStyle w:val="Heading2"/>
+        <w:rPr/>
+      </w:pPr>
+      <w:bookmarkStart w:colFirst="0" w:colLast="0" w:name="_heading=h.rkdxkv6s6tgd" w:id="87"/>
+      <w:bookmarkEnd w:id="87"/>
+      <w:r>
+        <w:rPr>
+          <w:rtl w:val="0"/>
+        </w:rPr>
+        <w:t xml:space="preserve">MTC_0049 Medir tiempo de carga del historial de tickets con alto volumen de datos </w:t>
+      </w:r>
+    </w:p>
+    <w:p>
+      <w:pPr>
+        <w:pStyle w:val="Heading2"/>
+        <w:rPr/>
+      </w:pPr>
+      <w:bookmarkStart w:colFirst="0" w:colLast="0" w:name="_heading=h.d5rkpv8wddbq" w:id="88"/>
+      <w:bookmarkEnd w:id="88"/>
+      <w:r>
+        <w:rPr>
+          <w:rtl w:val="0"/>
+        </w:rPr>
+      </w:r>
+    </w:p>
+    <w:p>
+      <w:pPr>
+        <w:pStyle w:val="Heading2"/>
+        <w:rPr/>
+      </w:pPr>
+      <w:bookmarkStart w:colFirst="0" w:colLast="0" w:name="_heading=h.1lljlecdgavn" w:id="89"/>
+      <w:bookmarkEnd w:id="89"/>
+      <w:r>
+        <w:rPr>
+          <w:rtl w:val="0"/>
+        </w:rPr>
+        <w:t xml:space="preserve">MTC_0050 Medir tiempo de búsqueda de tickets con base de datos extensa </w:t>
+      </w:r>
+    </w:p>
+    <w:p>
+      <w:pPr>
+        <w:pStyle w:val="Heading2"/>
+        <w:rPr/>
+      </w:pPr>
+      <w:bookmarkStart w:colFirst="0" w:colLast="0" w:name="_heading=h.mdt917l2xoar" w:id="90"/>
+      <w:bookmarkEnd w:id="90"/>
+      <w:r>
+        <w:rPr>
+          <w:rtl w:val="0"/>
+        </w:rPr>
+      </w:r>
+    </w:p>
+    <w:p>
+      <w:pPr>
+        <w:pStyle w:val="Heading2"/>
+        <w:rPr/>
+      </w:pPr>
+      <w:bookmarkStart w:colFirst="0" w:colLast="0" w:name="_heading=h.3mnulj6ecz0d" w:id="91"/>
+      <w:bookmarkEnd w:id="91"/>
+      <w:r>
+        <w:rPr>
+          <w:rtl w:val="0"/>
+        </w:rPr>
+        <w:t xml:space="preserve">MTC_0051 Medir tiempo de filtrado de tickets por estado con alto volumen </w:t>
+      </w:r>
+    </w:p>
+    <w:p>
+      <w:pPr>
+        <w:pStyle w:val="Heading2"/>
+        <w:rPr/>
+      </w:pPr>
+      <w:bookmarkStart w:colFirst="0" w:colLast="0" w:name="_heading=h.gauiitxwq1sn" w:id="92"/>
+      <w:bookmarkEnd w:id="92"/>
+      <w:r>
+        <w:rPr>
+          <w:rtl w:val="0"/>
+        </w:rPr>
+      </w:r>
+    </w:p>
+    <w:p>
+      <w:pPr>
+        <w:pStyle w:val="Heading2"/>
+        <w:rPr/>
+      </w:pPr>
+      <w:bookmarkStart w:colFirst="0" w:colLast="0" w:name="_heading=h.fu8h73wyd7dh" w:id="93"/>
+      <w:bookmarkEnd w:id="93"/>
+      <w:r>
+        <w:rPr>
+          <w:rtl w:val="0"/>
+        </w:rPr>
+        <w:t xml:space="preserve">MTC_0052 Medir tiempo de visualización del detalle de un ticket con muchos mensajes </w:t>
+      </w:r>
+    </w:p>
+    <w:p>
+      <w:pPr>
+        <w:pStyle w:val="Heading2"/>
+        <w:rPr/>
+      </w:pPr>
+      <w:bookmarkStart w:colFirst="0" w:colLast="0" w:name="_heading=h.14p2uh2c5fjm" w:id="94"/>
+      <w:bookmarkEnd w:id="94"/>
+      <w:r>
+        <w:rPr>
+          <w:rtl w:val="0"/>
+        </w:rPr>
+      </w:r>
+    </w:p>
+    <w:p>
+      <w:pPr>
+        <w:pStyle w:val="Heading2"/>
+        <w:rPr/>
+      </w:pPr>
+      <w:bookmarkStart w:colFirst="0" w:colLast="0" w:name="_heading=h.c6kxcg7l3qyx" w:id="95"/>
+      <w:bookmarkEnd w:id="95"/>
+      <w:r>
+        <w:rPr>
+          <w:rtl w:val="0"/>
+        </w:rPr>
+        <w:t xml:space="preserve">MTC_0053 Medir tiempo de carga de archivos adjuntos de gran tamaño bajo concurrencia </w:t>
+      </w:r>
+    </w:p>
+    <w:p>
+      <w:pPr>
+        <w:pStyle w:val="Heading2"/>
+        <w:rPr/>
+      </w:pPr>
+      <w:bookmarkStart w:colFirst="0" w:colLast="0" w:name="_heading=h.ebdjl1pu8lgh" w:id="96"/>
+      <w:bookmarkEnd w:id="96"/>
+      <w:r>
+        <w:rPr>
+          <w:rtl w:val="0"/>
+        </w:rPr>
+      </w:r>
+    </w:p>
+    <w:p>
+      <w:pPr>
+        <w:pStyle w:val="Heading2"/>
+        <w:rPr/>
+      </w:pPr>
+      <w:bookmarkStart w:colFirst="0" w:colLast="0" w:name="_heading=h.70k3jdauyrcw" w:id="97"/>
+      <w:bookmarkEnd w:id="97"/>
+      <w:r>
+        <w:rPr>
+          <w:rtl w:val="0"/>
+        </w:rPr>
+        <w:t xml:space="preserve">MTC_0054 Medir tiempo de carga del dashboard de métricas de IA con alto volumen </w:t>
+      </w:r>
+    </w:p>
+    <w:p>
+      <w:pPr>
+        <w:pStyle w:val="Heading2"/>
+        <w:rPr/>
+      </w:pPr>
+      <w:bookmarkStart w:colFirst="0" w:colLast="0" w:name="_heading=h.w7vg2qjom1h2" w:id="98"/>
+      <w:bookmarkEnd w:id="98"/>
+      <w:r>
+        <w:rPr>
+          <w:rtl w:val="0"/>
+        </w:rPr>
+      </w:r>
+    </w:p>
+    <w:p>
+      <w:pPr>
+        <w:pStyle w:val="Heading2"/>
+        <w:rPr/>
+      </w:pPr>
+      <w:bookmarkStart w:colFirst="0" w:colLast="0" w:name="_heading=h.reysmx7joh82" w:id="99"/>
+      <w:bookmarkEnd w:id="99"/>
+      <w:r>
+        <w:rPr>
+          <w:rtl w:val="0"/>
+        </w:rPr>
+        <w:t xml:space="preserve">MTC_0055 Validar envío simultáneo de mensajes dentro de tickets </w:t>
+      </w:r>
+    </w:p>
+    <w:p>
+      <w:pPr>
+        <w:pStyle w:val="Heading2"/>
+        <w:rPr/>
+      </w:pPr>
+      <w:bookmarkStart w:colFirst="0" w:colLast="0" w:name="_heading=h.e2hh8wcb8cdl" w:id="100"/>
+      <w:bookmarkEnd w:id="100"/>
+      <w:r>
+        <w:rPr>
+          <w:rtl w:val="0"/>
+        </w:rPr>
+      </w:r>
+    </w:p>
+    <w:p>
+      <w:pPr>
+        <w:pStyle w:val="Heading2"/>
+        <w:rPr/>
+      </w:pPr>
+      <w:bookmarkStart w:colFirst="0" w:colLast="0" w:name="_heading=h.5n3h35kuqfw4" w:id="101"/>
+      <w:bookmarkEnd w:id="101"/>
+      <w:r>
+        <w:rPr>
+          <w:rtl w:val="0"/>
+        </w:rPr>
+        <w:t xml:space="preserve">MTC_0056 Medir tiempo de respuesta de la IA según longitud del ticket </w:t>
+      </w:r>
+    </w:p>
+    <w:p>
+      <w:pPr>
+        <w:pStyle w:val="Heading2"/>
+        <w:rPr/>
+      </w:pPr>
+      <w:bookmarkStart w:colFirst="0" w:colLast="0" w:name="_heading=h.eky85gy34cy7" w:id="102"/>
+      <w:bookmarkEnd w:id="102"/>
+      <w:r>
+        <w:rPr>
+          <w:rtl w:val="0"/>
+        </w:rPr>
+      </w:r>
+    </w:p>
+    <w:p>
+      <w:pPr>
+        <w:pStyle w:val="Heading2"/>
+        <w:rPr/>
+      </w:pPr>
+      <w:bookmarkStart w:colFirst="0" w:colLast="0" w:name="_heading=h.se0i87t59vk" w:id="103"/>
+      <w:bookmarkEnd w:id="103"/>
+      <w:r>
+        <w:rPr>
+          <w:rtl w:val="0"/>
+        </w:rPr>
+        <w:t xml:space="preserve">MTC_0057 Evaluar escenario mixto de uso con cliente, técnico y administrador </w:t>
+      </w:r>
+    </w:p>
+    <w:p>
+      <w:pPr>
+        <w:pStyle w:val="Heading2"/>
+        <w:rPr/>
+      </w:pPr>
+      <w:bookmarkStart w:colFirst="0" w:colLast="0" w:name="_heading=h.ek8ntawji74u" w:id="104"/>
+      <w:bookmarkEnd w:id="104"/>
+      <w:r>
+        <w:rPr>
+          <w:rtl w:val="0"/>
+        </w:rPr>
+      </w:r>
+    </w:p>
+    <w:p>
+      <w:pPr>
+        <w:pStyle w:val="Heading2"/>
+        <w:rPr/>
+      </w:pPr>
+      <w:bookmarkStart w:colFirst="0" w:colLast="0" w:name="_heading=h.t403ijgnh1rk" w:id="105"/>
+      <w:bookmarkEnd w:id="105"/>
+      <w:r>
+        <w:rPr>
+          <w:rtl w:val="0"/>
+        </w:rPr>
+        <w:t xml:space="preserve">MTC_0058 Evaluar estabilidad del sistema bajo carga sostenida (soak test) </w:t>
+      </w:r>
+    </w:p>
+    <w:p>
+      <w:pPr>
+        <w:pStyle w:val="Heading2"/>
+        <w:rPr/>
+      </w:pPr>
+      <w:bookmarkStart w:colFirst="0" w:colLast="0" w:name="_heading=h.4fwg0zs0y9cw" w:id="106"/>
+      <w:bookmarkEnd w:id="106"/>
+      <w:r>
+        <w:rPr>
+          <w:rtl w:val="0"/>
+        </w:rPr>
+      </w:r>
+    </w:p>
+    <w:p>
+      <w:pPr>
+        <w:pStyle w:val="Heading2"/>
+        <w:rPr/>
+      </w:pPr>
+      <w:bookmarkStart w:colFirst="0" w:colLast="0" w:name="_heading=h.k6sfhlrp51lw" w:id="107"/>
+      <w:bookmarkEnd w:id="107"/>
+      <w:r>
+        <w:rPr>
+          <w:rtl w:val="0"/>
+        </w:rPr>
+        <w:t xml:space="preserve">MTC_0059 Identificar punto de quiebre mediante incremento progresivo de usuarios </w:t>
+      </w:r>
+    </w:p>
+    <w:p>
+      <w:pPr>
+        <w:pStyle w:val="Heading2"/>
+        <w:rPr/>
+      </w:pPr>
+      <w:bookmarkStart w:colFirst="0" w:colLast="0" w:name="_heading=h.iis0j79809ll" w:id="108"/>
+      <w:bookmarkEnd w:id="108"/>
+      <w:r>
+        <w:rPr>
+          <w:rtl w:val="0"/>
+        </w:rPr>
+      </w:r>
+    </w:p>
+    <w:p>
+      <w:pPr>
+        <w:pStyle w:val="Heading2"/>
+        <w:rPr/>
+      </w:pPr>
+      <w:bookmarkStart w:colFirst="0" w:colLast="0" w:name="_heading=h.rzmxpsijfo0m" w:id="109"/>
+      <w:bookmarkEnd w:id="109"/>
+      <w:r>
+        <w:rPr>
+          <w:rtl w:val="0"/>
+        </w:rPr>
+        <w:t xml:space="preserve">MTC_0060 Evaluar comportamiento ante picos repentinos de tráfico (spike test) </w:t>
+      </w:r>
+    </w:p>
+    <w:p>
+      <w:pPr>
+        <w:pStyle w:val="Heading2"/>
+        <w:rPr/>
+      </w:pPr>
+      <w:bookmarkStart w:colFirst="0" w:colLast="0" w:name="_heading=h.whpayt266vbz" w:id="110"/>
+      <w:bookmarkEnd w:id="110"/>
+      <w:r>
+        <w:rPr>
+          <w:rtl w:val="0"/>
+        </w:rPr>
+      </w:r>
+    </w:p>
+    <w:p>
+      <w:pPr>
+        <w:pStyle w:val="Heading2"/>
+        <w:rPr/>
+      </w:pPr>
+      <w:bookmarkStart w:colFirst="0" w:colLast="0" w:name="_heading=h.2rttt73jay59" w:id="111"/>
+      <w:bookmarkEnd w:id="111"/>
+      <w:r>
+        <w:rPr>
+          <w:rtl w:val="0"/>
+        </w:rPr>
+        <w:t xml:space="preserve">MTC_0061 Monitorear consumo de recursos del servidor durante pruebas de carga </w:t>
+      </w:r>
+    </w:p>
+    <w:p>
+      <w:pPr>
+        <w:pStyle w:val="Heading2"/>
+        <w:rPr/>
+      </w:pPr>
+      <w:bookmarkStart w:colFirst="0" w:colLast="0" w:name="_heading=h.dd00id8zqfvr" w:id="112"/>
+      <w:bookmarkEnd w:id="112"/>
+      <w:r>
+        <w:rPr>
+          <w:rtl w:val="0"/>
+        </w:rPr>
+      </w:r>
+    </w:p>
+    <w:p>
+      <w:pPr>
+        <w:pStyle w:val="Heading2"/>
+        <w:rPr/>
+      </w:pPr>
+      <w:bookmarkStart w:colFirst="0" w:colLast="0" w:name="_heading=h.8c64z9x7bgzm" w:id="113"/>
+      <w:bookmarkEnd w:id="113"/>
+      <w:r>
+        <w:rPr>
+          <w:rtl w:val="0"/>
+        </w:rPr>
+        <w:t xml:space="preserve">MTC_0062 Validar cantidad de consultas a base de datos por vista (N+1) </w:t>
       </w:r>
     </w:p>
     <w:sectPr>
-      <w:headerReference r:id="rId6" w:type="default"/>
-      <w:footerReference r:id="rId7" w:type="default"/>
+      <w:headerReference r:id="rId42" w:type="default"/>
+      <w:footerReference r:id="rId43" w:type="default"/>
       <w:pgSz w:h="16834" w:w="11909" w:orient="portrait"/>
       <w:pgMar w:bottom="1440" w:top="1440" w:left="1440" w:right="1440" w:header="720" w:footer="720"/>
       <w:pgNumType w:start="1"/>
@@ -2451,12 +5846,12 @@
         <wp:inline distB="114300" distT="114300" distL="114300" distR="114300">
           <wp:extent cx="1538288" cy="376723"/>
           <wp:effectExtent b="0" l="0" r="0" t="0"/>
-          <wp:docPr id="1" name="image1.png"/>
+          <wp:docPr id="24" name="image18.png"/>
           <a:graphic>
             <a:graphicData uri="http://schemas.openxmlformats.org/drawingml/2006/picture">
               <pic:pic>
                 <pic:nvPicPr>
-                  <pic:cNvPr id="0" name="image1.png"/>
+                  <pic:cNvPr id="0" name="image18.png"/>
                   <pic:cNvPicPr preferRelativeResize="0"/>
                 </pic:nvPicPr>
                 <pic:blipFill>
@@ -3205,24 +6600,19 @@
       <w:szCs w:val="52"/>
     </w:rPr>
   </w:style>
-  <w:style w:type="paragraph" w:styleId="Subtitle">
-    <w:name w:val="Subtitle"/>
-    <w:basedOn w:val="Normal"/>
-    <w:next w:val="Normal"/>
-    <w:pPr>
-      <w:keepNext w:val="1"/>
-      <w:keepLines w:val="1"/>
-      <w:pageBreakBefore w:val="0"/>
-      <w:spacing w:after="320" w:before="0" w:lineRule="auto"/>
-    </w:pPr>
-    <w:rPr>
-      <w:rFonts w:ascii="Arial" w:cs="Arial" w:eastAsia="Arial" w:hAnsi="Arial"/>
-      <w:i w:val="0"/>
-      <w:iCs w:val="0"/>
-      <w:color w:val="666666"/>
-      <w:sz w:val="30"/>
-      <w:szCs w:val="30"/>
-    </w:rPr>
+  <w:style w:type="table" w:styleId="TableNormal" w:default="1">
+    <w:name w:val="TableNormal"/>
+    <w:tblPr>
+      <w:tblCellMar>
+        <w:top w:w="100.0" w:type="dxa"/>
+        <w:left w:w="100.0" w:type="dxa"/>
+        <w:bottom w:w="100.0" w:type="dxa"/>
+        <w:right w:w="100.0" w:type="dxa"/>
+      </w:tblCellMar>
+    </w:tblPr>
+  </w:style>
+  <w:style w:type="paragraph" w:styleId="Normal" w:default="1">
+    <w:name w:val="normal"/>
   </w:style>
   <w:style w:type="table" w:styleId="Table1">
     <w:basedOn w:val="TableNormal"/>
@@ -3267,6 +6657,32 @@
     <w:tblStylePr w:type="swCell">
       <w:tcPr/>
     </w:tblStylePr>
+  </w:style>
+  <w:style w:type="paragraph" w:styleId="Subtitle">
+    <w:name w:val="Subtitle"/>
+    <w:basedOn w:val="Normal"/>
+    <w:next w:val="Normal"/>
+    <w:pPr>
+      <w:keepNext w:val="1"/>
+      <w:keepLines w:val="1"/>
+      <w:pageBreakBefore w:val="0"/>
+      <w:spacing w:after="320" w:before="0" w:lineRule="auto"/>
+    </w:pPr>
+    <w:rPr>
+      <w:rFonts w:ascii="Arial" w:cs="Arial" w:eastAsia="Arial" w:hAnsi="Arial"/>
+      <w:i w:val="0"/>
+      <w:iCs w:val="0"/>
+      <w:color w:val="666666"/>
+      <w:sz w:val="30"/>
+      <w:szCs w:val="30"/>
+    </w:rPr>
+  </w:style>
+  <w:style w:type="table" w:styleId="Table1">
+    <w:basedOn w:val="TableNormal"/>
+    <w:tblPr>
+      <w:tblStyleRowBandSize w:val="1"/>
+      <w:tblStyleColBandSize w:val="1"/>
+    </w:tblPr>
   </w:style>
 </w:styles>
 </file>
@@ -3589,4 +7005,19 @@
   </a:objectDefaults>
   <a:extraClrSchemeLst/>
 </a:theme>
+</file>
+
+<file path=customXML/item1.xml><?xml version="1.0" encoding="utf-8"?>
+<go:gDocsCustomXmlDataStorage xmlns:go="http://customooxmlschemas.google.com/" xmlns:r="http://schemas.openxmlformats.org/officeDocument/2006/relationships" uri="GoogleDocsCustomDataVersion2">
+  <go:docsCustomData xmlns:go="http://customooxmlschemas.google.com/" roundtripDataSignature="AMtx7mgwV+6Cu3srUtMX+AhjXgiNxr/5wQ==">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</go:docsCustomData>
+</go:gDocsCustomXmlDataStorage>
+</file>
+
+<file path=customXML/itemProps1.xml><?xml version="1.0" encoding="utf-8"?>
+<ds:datastoreItem xmlns:ds="http://schemas.openxmlformats.org/officeDocument/2006/customXml" ds:itemID="{11111111-1234-1234-1234-123412341234}">
+  <ds:schemaRefs>
+    <ds:schemaRef ds:uri="http://schemas.openxmlformats.org/officeDocument/2006/relationships"/>
+    <ds:schemaRef ds:uri="http://customooxmlschemas.google.com/"/>
+  </ds:schemaRefs>
+</ds:datastoreItem>
 </file>